--- a/shopping-cart-spring-boot-main/uploads/academic/6/doc_4_copy_2.docx
+++ b/shopping-cart-spring-boot-main/uploads/academic/6/doc_4_copy_2.docx
@@ -6,12 +6,13 @@
       <w:pPr>
         <w:jc w:val="center"/>
         <w:rPr>
-          <w:rFonts w:ascii="TH Sarabun New" w:eastAsia="Times New Roman" w:hAnsi="TH Sarabun New" w:cs="TH Sarabun New"/>
+          <w:rFonts w:ascii="TH Sarabun New" w:eastAsia="Times New Roman" w:hAnsi="TH Sarabun New" w:cs="TH Sarabun New" w:hint="cs"/>
           <w:b/>
           <w:bCs/>
           <w:color w:val="000000" w:themeColor="text1"/>
           <w:sz w:val="40"/>
           <w:szCs w:val="40"/>
+          <w:cs/>
           <w:lang w:eastAsia="en-GB"/>
         </w:rPr>
       </w:pPr>
@@ -212,7 +213,7 @@
           <w:sz w:val="32"/>
           <w:b w:val="on"/>
         </w:rPr>
-        <w:t>ที่  อว 660301.26.4/ว. ขอเชิญประชุมคณะอนุกรรมการ...		 	          	วันที่  12 กุมภาพันธ์ พ.ศ. 2569</w:t>
+        <w:t>ที่  อว 660301.26.4/ว. ขอเชิญประชุมคณะอนุกรรมการ...		 	          	วันที่  14 กุมภาพันธ์ พ.ศ. 2569</w:t>
       </w:r>
     </w:p>
     <w:p>
@@ -334,7 +335,6 @@
     <w:p>
       <w:pPr>
         <w:ind w:firstLine="720"/>
-        <w:jc w:val="thaiDistribute"/>
         <w:rPr>
           <w:rFonts w:ascii="TH Sarabun New" w:eastAsia="Times New Roman" w:hAnsi="TH Sarabun New" w:cs="TH Sarabun New"/>
           <w:color w:val="000000" w:themeColor="text1"/>
@@ -349,7 +349,7 @@
           <w:sz w:val="32"/>
           <w:b w:val="off"/>
         </w:rPr>
-        <w:t xml:space="preserve">	ตามคำสั่งวิทยาลัยการคอมพิวเตอร์ ที่ /2569 ลงวันที่ 12 กุมภาพันธ์ พ.ศ. 2569 ได้แต่งตั้งท่านเป็นกรรมการผู้ทรงคุณวุฒิ ประเมินผลการสอนเพื่อประกอบการพิจารณาแต่งตั้งบุคคลให้ดำรงตำแหน่งทางวิชาการ บัดนี้   ตำแหน่ง  สังกัด วิทยาลัยการคอมพิวเตอร์  ได้แจ้งความประสงค์ขอรับการประเมินผลการสอน เพื่อประกอบการพิจารณาแต่งตั้งให้ดำรงตำแหน่งทางวิชาการ เป็น </w:t>
+        <w:t xml:space="preserve">	ตามคำสั่งวิทยาลัยการคอมพิวเตอร์ ที่ 456/2569 ลงวันที่ 14 กุมภาพันธ์ พ.ศ. 2569 ได้แต่งตั้งท่านเป็นกรรมการผู้ทรงคุณวุฒิ ประเมินผลการสอนเพื่อประกอบการพิจารณาแต่งตั้งบุคคลให้ดำรงตำแหน่งทางวิชาการ บัดนี้ dsssd ข้าราชการ ตำแหน่ง อาจารย์ สังกัด วิทยาลัยการคอมพิวเตอร์  ได้แจ้งความประสงค์ขอรับการประเมินผลการสอน เพื่อประกอบการพิจารณาแต่งตั้งให้ดำรงตำแหน่งทางวิชาการ เป็น รองศาสตราจารย์</w:t>
       </w:r>
     </w:p>
     <w:p>
@@ -383,7 +383,7 @@
           <w:sz w:val="32"/>
           <w:b w:val="off"/>
         </w:rPr>
-        <w:t xml:space="preserve">	วิทยาลัยการคอมพิวเตอร์ จึงใคร่ขอเชิญท่านเข้าร่วมประเมินผลการสอนของบุคคลดังกล่าว  ในวัน12 กุมภาพันธ์ พ.ศ. 2569 เวลา  –  น. ณ  พร้อมนี้ได้แนบเอกสารดังต่อไปนี้</w:t>
+        <w:t xml:space="preserve">	วิทยาลัยการคอมพิวเตอร์ จึงใคร่ขอเชิญท่านเข้าร่วมประเมินผลการสอนของบุคคลดังกล่าว  ในวัน14 กุมภาพันธ์ พ.ศ. 2569 เวลา 9.03 – 11.2 น. ณ บ้าน พร้อมนี้ได้แนบเอกสารดังต่อไปนี้</w:t>
       </w:r>
     </w:p>
     <w:p>
@@ -679,7 +679,7 @@
           <w:sz w:val="32"/>
           <w:b w:val="off"/>
         </w:rPr>
-        <w:t xml:space="preserve"> ()</w:t>
+        <w:t xml:space="preserve"> (รองศาสตราจารย์สม ดี)</w:t>
       </w:r>
     </w:p>
     <w:p>
@@ -1191,7 +1191,7 @@
     <w:lsdException w:name="Unresolved Mention" w:semiHidden="1" w:unhideWhenUsed="1"/>
     <w:lsdException w:name="Smart Link" w:semiHidden="1" w:unhideWhenUsed="1"/>
   </w:latentStyles>
-  <w:style w:type="paragraph" w:default="1" w:styleId="Normal">
+  <w:style w:type="paragraph" w:default="1" w:styleId="a">
     <w:name w:val="Normal"/>
     <w:qFormat/>
     <w:rsid w:val="005D52E8"/>
@@ -1200,11 +1200,11 @@
       <w:szCs w:val="24"/>
     </w:rPr>
   </w:style>
-  <w:style w:type="paragraph" w:styleId="Heading1">
+  <w:style w:type="paragraph" w:styleId="1">
     <w:name w:val="heading 1"/>
-    <w:basedOn w:val="Normal"/>
-    <w:next w:val="Normal"/>
-    <w:link w:val="Heading1Char"/>
+    <w:basedOn w:val="a"/>
+    <w:next w:val="a"/>
+    <w:link w:val="10"/>
     <w:uiPriority w:val="9"/>
     <w:qFormat/>
     <w:rsid w:val="005D52E8"/>
@@ -1222,11 +1222,11 @@
       <w:szCs w:val="32"/>
     </w:rPr>
   </w:style>
-  <w:style w:type="paragraph" w:styleId="Heading2">
+  <w:style w:type="paragraph" w:styleId="2">
     <w:name w:val="heading 2"/>
-    <w:basedOn w:val="Normal"/>
-    <w:next w:val="Normal"/>
-    <w:link w:val="Heading2Char"/>
+    <w:basedOn w:val="a"/>
+    <w:next w:val="a"/>
+    <w:link w:val="20"/>
     <w:uiPriority w:val="9"/>
     <w:semiHidden/>
     <w:unhideWhenUsed/>
@@ -1247,11 +1247,11 @@
       <w:szCs w:val="28"/>
     </w:rPr>
   </w:style>
-  <w:style w:type="paragraph" w:styleId="Heading3">
+  <w:style w:type="paragraph" w:styleId="3">
     <w:name w:val="heading 3"/>
-    <w:basedOn w:val="Normal"/>
-    <w:next w:val="Normal"/>
-    <w:link w:val="Heading3Char"/>
+    <w:basedOn w:val="a"/>
+    <w:next w:val="a"/>
+    <w:link w:val="30"/>
     <w:uiPriority w:val="9"/>
     <w:semiHidden/>
     <w:unhideWhenUsed/>
@@ -1270,11 +1270,11 @@
       <w:szCs w:val="26"/>
     </w:rPr>
   </w:style>
-  <w:style w:type="paragraph" w:styleId="Heading4">
+  <w:style w:type="paragraph" w:styleId="4">
     <w:name w:val="heading 4"/>
-    <w:basedOn w:val="Normal"/>
-    <w:next w:val="Normal"/>
-    <w:link w:val="Heading4Char"/>
+    <w:basedOn w:val="a"/>
+    <w:next w:val="a"/>
+    <w:link w:val="40"/>
     <w:uiPriority w:val="9"/>
     <w:semiHidden/>
     <w:unhideWhenUsed/>
@@ -1292,11 +1292,11 @@
       <w:szCs w:val="28"/>
     </w:rPr>
   </w:style>
-  <w:style w:type="paragraph" w:styleId="Heading5">
+  <w:style w:type="paragraph" w:styleId="5">
     <w:name w:val="heading 5"/>
-    <w:basedOn w:val="Normal"/>
-    <w:next w:val="Normal"/>
-    <w:link w:val="Heading5Char"/>
+    <w:basedOn w:val="a"/>
+    <w:next w:val="a"/>
+    <w:link w:val="50"/>
     <w:uiPriority w:val="9"/>
     <w:semiHidden/>
     <w:unhideWhenUsed/>
@@ -1315,11 +1315,11 @@
       <w:szCs w:val="26"/>
     </w:rPr>
   </w:style>
-  <w:style w:type="paragraph" w:styleId="Heading6">
+  <w:style w:type="paragraph" w:styleId="6">
     <w:name w:val="heading 6"/>
-    <w:basedOn w:val="Normal"/>
-    <w:next w:val="Normal"/>
-    <w:link w:val="Heading6Char"/>
+    <w:basedOn w:val="a"/>
+    <w:next w:val="a"/>
+    <w:link w:val="60"/>
     <w:uiPriority w:val="9"/>
     <w:semiHidden/>
     <w:unhideWhenUsed/>
@@ -1336,11 +1336,11 @@
       <w:szCs w:val="22"/>
     </w:rPr>
   </w:style>
-  <w:style w:type="paragraph" w:styleId="Heading7">
+  <w:style w:type="paragraph" w:styleId="7">
     <w:name w:val="heading 7"/>
-    <w:basedOn w:val="Normal"/>
-    <w:next w:val="Normal"/>
-    <w:link w:val="Heading7Char"/>
+    <w:basedOn w:val="a"/>
+    <w:next w:val="a"/>
+    <w:link w:val="70"/>
     <w:uiPriority w:val="9"/>
     <w:semiHidden/>
     <w:unhideWhenUsed/>
@@ -1351,11 +1351,11 @@
       <w:outlineLvl w:val="6"/>
     </w:pPr>
   </w:style>
-  <w:style w:type="paragraph" w:styleId="Heading8">
+  <w:style w:type="paragraph" w:styleId="8">
     <w:name w:val="heading 8"/>
-    <w:basedOn w:val="Normal"/>
-    <w:next w:val="Normal"/>
-    <w:link w:val="Heading8Char"/>
+    <w:basedOn w:val="a"/>
+    <w:next w:val="a"/>
+    <w:link w:val="80"/>
     <w:uiPriority w:val="9"/>
     <w:semiHidden/>
     <w:unhideWhenUsed/>
@@ -1370,11 +1370,11 @@
       <w:iCs/>
     </w:rPr>
   </w:style>
-  <w:style w:type="paragraph" w:styleId="Heading9">
+  <w:style w:type="paragraph" w:styleId="9">
     <w:name w:val="heading 9"/>
-    <w:basedOn w:val="Normal"/>
-    <w:next w:val="Normal"/>
-    <w:link w:val="Heading9Char"/>
+    <w:basedOn w:val="a"/>
+    <w:next w:val="a"/>
+    <w:link w:val="90"/>
     <w:uiPriority w:val="9"/>
     <w:semiHidden/>
     <w:unhideWhenUsed/>
@@ -1390,13 +1390,13 @@
       <w:szCs w:val="22"/>
     </w:rPr>
   </w:style>
-  <w:style w:type="character" w:default="1" w:styleId="DefaultParagraphFont">
+  <w:style w:type="character" w:default="1" w:styleId="a0">
     <w:name w:val="Default Paragraph Font"/>
     <w:uiPriority w:val="1"/>
     <w:semiHidden/>
     <w:unhideWhenUsed/>
   </w:style>
-  <w:style w:type="table" w:default="1" w:styleId="TableNormal">
+  <w:style w:type="table" w:default="1" w:styleId="a1">
     <w:name w:val="Normal Table"/>
     <w:uiPriority w:val="99"/>
     <w:semiHidden/>
@@ -1411,15 +1411,15 @@
       </w:tblCellMar>
     </w:tblPr>
   </w:style>
-  <w:style w:type="numbering" w:default="1" w:styleId="NoList">
+  <w:style w:type="numbering" w:default="1" w:styleId="a2">
     <w:name w:val="No List"/>
     <w:uiPriority w:val="99"/>
     <w:semiHidden/>
     <w:unhideWhenUsed/>
   </w:style>
-  <w:style w:type="paragraph" w:styleId="NormalWeb">
+  <w:style w:type="paragraph" w:styleId="a3">
     <w:name w:val="Normal (Web)"/>
-    <w:basedOn w:val="Normal"/>
+    <w:basedOn w:val="a"/>
     <w:uiPriority w:val="99"/>
     <w:semiHidden/>
     <w:unhideWhenUsed/>
@@ -1434,13 +1434,13 @@
   </w:style>
   <w:style w:type="character" w:customStyle="1" w:styleId="apple-tab-span">
     <w:name w:val="apple-tab-span"/>
-    <w:basedOn w:val="DefaultParagraphFont"/>
+    <w:basedOn w:val="a0"/>
     <w:rsid w:val="000463DB"/>
   </w:style>
-  <w:style w:type="paragraph" w:styleId="BalloonText">
+  <w:style w:type="paragraph" w:styleId="a4">
     <w:name w:val="Balloon Text"/>
-    <w:basedOn w:val="Normal"/>
-    <w:link w:val="BalloonTextChar"/>
+    <w:basedOn w:val="a"/>
+    <w:link w:val="a5"/>
     <w:uiPriority w:val="99"/>
     <w:semiHidden/>
     <w:unhideWhenUsed/>
@@ -1451,10 +1451,10 @@
       <w:szCs w:val="22"/>
     </w:rPr>
   </w:style>
-  <w:style w:type="character" w:customStyle="1" w:styleId="BalloonTextChar">
-    <w:name w:val="Balloon Text Char"/>
-    <w:basedOn w:val="DefaultParagraphFont"/>
-    <w:link w:val="BalloonText"/>
+  <w:style w:type="character" w:customStyle="1" w:styleId="a5">
+    <w:name w:val="ข้อความบอลลูน อักขระ"/>
+    <w:basedOn w:val="a0"/>
+    <w:link w:val="a4"/>
     <w:uiPriority w:val="99"/>
     <w:semiHidden/>
     <w:rsid w:val="000C52FD"/>
@@ -1464,10 +1464,10 @@
       <w:szCs w:val="22"/>
     </w:rPr>
   </w:style>
-  <w:style w:type="paragraph" w:styleId="Header">
+  <w:style w:type="paragraph" w:styleId="a6">
     <w:name w:val="header"/>
-    <w:basedOn w:val="Normal"/>
-    <w:link w:val="HeaderChar"/>
+    <w:basedOn w:val="a"/>
+    <w:link w:val="a7"/>
     <w:uiPriority w:val="99"/>
     <w:unhideWhenUsed/>
     <w:rsid w:val="002E55A6"/>
@@ -1478,17 +1478,17 @@
       </w:tabs>
     </w:pPr>
   </w:style>
-  <w:style w:type="character" w:customStyle="1" w:styleId="HeaderChar">
-    <w:name w:val="Header Char"/>
-    <w:basedOn w:val="DefaultParagraphFont"/>
-    <w:link w:val="Header"/>
+  <w:style w:type="character" w:customStyle="1" w:styleId="a7">
+    <w:name w:val="หัวกระดาษ อักขระ"/>
+    <w:basedOn w:val="a0"/>
+    <w:link w:val="a6"/>
     <w:uiPriority w:val="99"/>
     <w:rsid w:val="002E55A6"/>
   </w:style>
-  <w:style w:type="paragraph" w:styleId="Footer">
+  <w:style w:type="paragraph" w:styleId="a8">
     <w:name w:val="footer"/>
-    <w:basedOn w:val="Normal"/>
-    <w:link w:val="FooterChar"/>
+    <w:basedOn w:val="a"/>
+    <w:link w:val="a9"/>
     <w:uiPriority w:val="99"/>
     <w:unhideWhenUsed/>
     <w:rsid w:val="002E55A6"/>
@@ -1499,17 +1499,17 @@
       </w:tabs>
     </w:pPr>
   </w:style>
-  <w:style w:type="character" w:customStyle="1" w:styleId="FooterChar">
-    <w:name w:val="Footer Char"/>
-    <w:basedOn w:val="DefaultParagraphFont"/>
-    <w:link w:val="Footer"/>
+  <w:style w:type="character" w:customStyle="1" w:styleId="a9">
+    <w:name w:val="ท้ายกระดาษ อักขระ"/>
+    <w:basedOn w:val="a0"/>
+    <w:link w:val="a8"/>
     <w:uiPriority w:val="99"/>
     <w:rsid w:val="002E55A6"/>
   </w:style>
-  <w:style w:type="character" w:customStyle="1" w:styleId="Heading1Char">
-    <w:name w:val="Heading 1 Char"/>
-    <w:basedOn w:val="DefaultParagraphFont"/>
-    <w:link w:val="Heading1"/>
+  <w:style w:type="character" w:customStyle="1" w:styleId="10">
+    <w:name w:val="หัวเรื่อง 1 อักขระ"/>
+    <w:basedOn w:val="a0"/>
+    <w:link w:val="1"/>
     <w:uiPriority w:val="9"/>
     <w:rsid w:val="005D52E8"/>
     <w:rPr>
@@ -1521,10 +1521,10 @@
       <w:szCs w:val="32"/>
     </w:rPr>
   </w:style>
-  <w:style w:type="character" w:customStyle="1" w:styleId="Heading2Char">
-    <w:name w:val="Heading 2 Char"/>
-    <w:basedOn w:val="DefaultParagraphFont"/>
-    <w:link w:val="Heading2"/>
+  <w:style w:type="character" w:customStyle="1" w:styleId="20">
+    <w:name w:val="หัวเรื่อง 2 อักขระ"/>
+    <w:basedOn w:val="a0"/>
+    <w:link w:val="2"/>
     <w:uiPriority w:val="9"/>
     <w:semiHidden/>
     <w:rsid w:val="005D52E8"/>
@@ -1538,10 +1538,10 @@
       <w:szCs w:val="28"/>
     </w:rPr>
   </w:style>
-  <w:style w:type="character" w:customStyle="1" w:styleId="Heading3Char">
-    <w:name w:val="Heading 3 Char"/>
-    <w:basedOn w:val="DefaultParagraphFont"/>
-    <w:link w:val="Heading3"/>
+  <w:style w:type="character" w:customStyle="1" w:styleId="30">
+    <w:name w:val="หัวเรื่อง 3 อักขระ"/>
+    <w:basedOn w:val="a0"/>
+    <w:link w:val="3"/>
     <w:uiPriority w:val="9"/>
     <w:semiHidden/>
     <w:rsid w:val="005D52E8"/>
@@ -1553,10 +1553,10 @@
       <w:szCs w:val="26"/>
     </w:rPr>
   </w:style>
-  <w:style w:type="character" w:customStyle="1" w:styleId="Heading4Char">
-    <w:name w:val="Heading 4 Char"/>
-    <w:basedOn w:val="DefaultParagraphFont"/>
-    <w:link w:val="Heading4"/>
+  <w:style w:type="character" w:customStyle="1" w:styleId="40">
+    <w:name w:val="หัวเรื่อง 4 อักขระ"/>
+    <w:basedOn w:val="a0"/>
+    <w:link w:val="4"/>
     <w:uiPriority w:val="9"/>
     <w:semiHidden/>
     <w:rsid w:val="005D52E8"/>
@@ -1567,10 +1567,10 @@
       <w:szCs w:val="28"/>
     </w:rPr>
   </w:style>
-  <w:style w:type="character" w:customStyle="1" w:styleId="Heading5Char">
-    <w:name w:val="Heading 5 Char"/>
-    <w:basedOn w:val="DefaultParagraphFont"/>
-    <w:link w:val="Heading5"/>
+  <w:style w:type="character" w:customStyle="1" w:styleId="50">
+    <w:name w:val="หัวเรื่อง 5 อักขระ"/>
+    <w:basedOn w:val="a0"/>
+    <w:link w:val="5"/>
     <w:uiPriority w:val="9"/>
     <w:semiHidden/>
     <w:rsid w:val="005D52E8"/>
@@ -1583,10 +1583,10 @@
       <w:szCs w:val="26"/>
     </w:rPr>
   </w:style>
-  <w:style w:type="character" w:customStyle="1" w:styleId="Heading6Char">
-    <w:name w:val="Heading 6 Char"/>
-    <w:basedOn w:val="DefaultParagraphFont"/>
-    <w:link w:val="Heading6"/>
+  <w:style w:type="character" w:customStyle="1" w:styleId="60">
+    <w:name w:val="หัวเรื่อง 6 อักขระ"/>
+    <w:basedOn w:val="a0"/>
+    <w:link w:val="6"/>
     <w:uiPriority w:val="9"/>
     <w:semiHidden/>
     <w:rsid w:val="005D52E8"/>
@@ -1595,10 +1595,10 @@
       <w:bCs/>
     </w:rPr>
   </w:style>
-  <w:style w:type="character" w:customStyle="1" w:styleId="Heading7Char">
-    <w:name w:val="Heading 7 Char"/>
-    <w:basedOn w:val="DefaultParagraphFont"/>
-    <w:link w:val="Heading7"/>
+  <w:style w:type="character" w:customStyle="1" w:styleId="70">
+    <w:name w:val="หัวเรื่อง 7 อักขระ"/>
+    <w:basedOn w:val="a0"/>
+    <w:link w:val="7"/>
     <w:uiPriority w:val="9"/>
     <w:semiHidden/>
     <w:rsid w:val="005D52E8"/>
@@ -1607,10 +1607,10 @@
       <w:szCs w:val="24"/>
     </w:rPr>
   </w:style>
-  <w:style w:type="character" w:customStyle="1" w:styleId="Heading8Char">
-    <w:name w:val="Heading 8 Char"/>
-    <w:basedOn w:val="DefaultParagraphFont"/>
-    <w:link w:val="Heading8"/>
+  <w:style w:type="character" w:customStyle="1" w:styleId="80">
+    <w:name w:val="หัวเรื่อง 8 อักขระ"/>
+    <w:basedOn w:val="a0"/>
+    <w:link w:val="8"/>
     <w:uiPriority w:val="9"/>
     <w:semiHidden/>
     <w:rsid w:val="005D52E8"/>
@@ -1621,10 +1621,10 @@
       <w:szCs w:val="24"/>
     </w:rPr>
   </w:style>
-  <w:style w:type="character" w:customStyle="1" w:styleId="Heading9Char">
-    <w:name w:val="Heading 9 Char"/>
-    <w:basedOn w:val="DefaultParagraphFont"/>
-    <w:link w:val="Heading9"/>
+  <w:style w:type="character" w:customStyle="1" w:styleId="90">
+    <w:name w:val="หัวเรื่อง 9 อักขระ"/>
+    <w:basedOn w:val="a0"/>
+    <w:link w:val="9"/>
     <w:uiPriority w:val="9"/>
     <w:semiHidden/>
     <w:rsid w:val="005D52E8"/>
@@ -1632,11 +1632,11 @@
       <w:rFonts w:asciiTheme="majorHAnsi" w:eastAsiaTheme="majorEastAsia" w:hAnsiTheme="majorHAnsi"/>
     </w:rPr>
   </w:style>
-  <w:style w:type="paragraph" w:styleId="Title">
+  <w:style w:type="paragraph" w:styleId="aa">
     <w:name w:val="Title"/>
-    <w:basedOn w:val="Normal"/>
-    <w:next w:val="Normal"/>
-    <w:link w:val="TitleChar"/>
+    <w:basedOn w:val="a"/>
+    <w:next w:val="a"/>
+    <w:link w:val="ab"/>
     <w:uiPriority w:val="10"/>
     <w:qFormat/>
     <w:rsid w:val="005D52E8"/>
@@ -1654,10 +1654,10 @@
       <w:szCs w:val="32"/>
     </w:rPr>
   </w:style>
-  <w:style w:type="character" w:customStyle="1" w:styleId="TitleChar">
-    <w:name w:val="Title Char"/>
-    <w:basedOn w:val="DefaultParagraphFont"/>
-    <w:link w:val="Title"/>
+  <w:style w:type="character" w:customStyle="1" w:styleId="ab">
+    <w:name w:val="ชื่อเรื่อง อักขระ"/>
+    <w:basedOn w:val="a0"/>
+    <w:link w:val="aa"/>
     <w:uiPriority w:val="10"/>
     <w:rsid w:val="005D52E8"/>
     <w:rPr>
@@ -1669,11 +1669,11 @@
       <w:szCs w:val="32"/>
     </w:rPr>
   </w:style>
-  <w:style w:type="paragraph" w:styleId="Subtitle">
+  <w:style w:type="paragraph" w:styleId="ac">
     <w:name w:val="Subtitle"/>
-    <w:basedOn w:val="Normal"/>
-    <w:next w:val="Normal"/>
-    <w:link w:val="SubtitleChar"/>
+    <w:basedOn w:val="a"/>
+    <w:next w:val="a"/>
+    <w:link w:val="ad"/>
     <w:uiPriority w:val="11"/>
     <w:qFormat/>
     <w:rsid w:val="005D52E8"/>
@@ -1686,10 +1686,10 @@
       <w:rFonts w:asciiTheme="majorHAnsi" w:eastAsiaTheme="majorEastAsia" w:hAnsiTheme="majorHAnsi"/>
     </w:rPr>
   </w:style>
-  <w:style w:type="character" w:customStyle="1" w:styleId="SubtitleChar">
-    <w:name w:val="Subtitle Char"/>
-    <w:basedOn w:val="DefaultParagraphFont"/>
-    <w:link w:val="Subtitle"/>
+  <w:style w:type="character" w:customStyle="1" w:styleId="ad">
+    <w:name w:val="ชื่อเรื่องรอง อักขระ"/>
+    <w:basedOn w:val="a0"/>
+    <w:link w:val="ac"/>
     <w:uiPriority w:val="11"/>
     <w:rsid w:val="005D52E8"/>
     <w:rPr>
@@ -1698,9 +1698,9 @@
       <w:szCs w:val="24"/>
     </w:rPr>
   </w:style>
-  <w:style w:type="character" w:styleId="Strong">
+  <w:style w:type="character" w:styleId="ae">
     <w:name w:val="Strong"/>
-    <w:basedOn w:val="DefaultParagraphFont"/>
+    <w:basedOn w:val="a0"/>
     <w:uiPriority w:val="22"/>
     <w:qFormat/>
     <w:rsid w:val="005D52E8"/>
@@ -1709,9 +1709,9 @@
       <w:bCs/>
     </w:rPr>
   </w:style>
-  <w:style w:type="character" w:styleId="Emphasis">
+  <w:style w:type="character" w:styleId="af">
     <w:name w:val="Emphasis"/>
-    <w:basedOn w:val="DefaultParagraphFont"/>
+    <w:basedOn w:val="a0"/>
     <w:uiPriority w:val="20"/>
     <w:qFormat/>
     <w:rsid w:val="005D52E8"/>
@@ -1722,9 +1722,9 @@
       <w:iCs/>
     </w:rPr>
   </w:style>
-  <w:style w:type="paragraph" w:styleId="NoSpacing">
+  <w:style w:type="paragraph" w:styleId="af0">
     <w:name w:val="No Spacing"/>
-    <w:basedOn w:val="Normal"/>
+    <w:basedOn w:val="a"/>
     <w:uiPriority w:val="1"/>
     <w:qFormat/>
     <w:rsid w:val="005D52E8"/>
@@ -1732,9 +1732,9 @@
       <w:szCs w:val="32"/>
     </w:rPr>
   </w:style>
-  <w:style w:type="paragraph" w:styleId="ListParagraph">
+  <w:style w:type="paragraph" w:styleId="af1">
     <w:name w:val="List Paragraph"/>
-    <w:basedOn w:val="Normal"/>
+    <w:basedOn w:val="a"/>
     <w:uiPriority w:val="34"/>
     <w:qFormat/>
     <w:rsid w:val="005D52E8"/>
@@ -1743,11 +1743,11 @@
       <w:contextualSpacing/>
     </w:pPr>
   </w:style>
-  <w:style w:type="paragraph" w:styleId="Quote">
+  <w:style w:type="paragraph" w:styleId="af2">
     <w:name w:val="Quote"/>
-    <w:basedOn w:val="Normal"/>
-    <w:next w:val="Normal"/>
-    <w:link w:val="QuoteChar"/>
+    <w:basedOn w:val="a"/>
+    <w:next w:val="a"/>
+    <w:link w:val="af3"/>
     <w:uiPriority w:val="29"/>
     <w:qFormat/>
     <w:rsid w:val="005D52E8"/>
@@ -1755,10 +1755,10 @@
       <w:i/>
     </w:rPr>
   </w:style>
-  <w:style w:type="character" w:customStyle="1" w:styleId="QuoteChar">
-    <w:name w:val="Quote Char"/>
-    <w:basedOn w:val="DefaultParagraphFont"/>
-    <w:link w:val="Quote"/>
+  <w:style w:type="character" w:customStyle="1" w:styleId="af3">
+    <w:name w:val="คำอ้างอิง อักขระ"/>
+    <w:basedOn w:val="a0"/>
+    <w:link w:val="af2"/>
     <w:uiPriority w:val="29"/>
     <w:rsid w:val="005D52E8"/>
     <w:rPr>
@@ -1767,11 +1767,11 @@
       <w:szCs w:val="24"/>
     </w:rPr>
   </w:style>
-  <w:style w:type="paragraph" w:styleId="IntenseQuote">
+  <w:style w:type="paragraph" w:styleId="af4">
     <w:name w:val="Intense Quote"/>
-    <w:basedOn w:val="Normal"/>
-    <w:next w:val="Normal"/>
-    <w:link w:val="IntenseQuoteChar"/>
+    <w:basedOn w:val="a"/>
+    <w:next w:val="a"/>
+    <w:link w:val="af5"/>
     <w:uiPriority w:val="30"/>
     <w:qFormat/>
     <w:rsid w:val="005D52E8"/>
@@ -1784,10 +1784,10 @@
       <w:szCs w:val="22"/>
     </w:rPr>
   </w:style>
-  <w:style w:type="character" w:customStyle="1" w:styleId="IntenseQuoteChar">
-    <w:name w:val="Intense Quote Char"/>
-    <w:basedOn w:val="DefaultParagraphFont"/>
-    <w:link w:val="IntenseQuote"/>
+  <w:style w:type="character" w:customStyle="1" w:styleId="af5">
+    <w:name w:val="ทำให้คำอ้างอิงเป็นสีเข้มขึ้น อักขระ"/>
+    <w:basedOn w:val="a0"/>
+    <w:link w:val="af4"/>
     <w:uiPriority w:val="30"/>
     <w:rsid w:val="005D52E8"/>
     <w:rPr>
@@ -1796,7 +1796,7 @@
       <w:sz w:val="24"/>
     </w:rPr>
   </w:style>
-  <w:style w:type="character" w:styleId="SubtleEmphasis">
+  <w:style w:type="character" w:styleId="af6">
     <w:name w:val="Subtle Emphasis"/>
     <w:uiPriority w:val="19"/>
     <w:qFormat/>
@@ -1806,9 +1806,9 @@
       <w:color w:val="5A5A5A" w:themeColor="text1" w:themeTint="A5"/>
     </w:rPr>
   </w:style>
-  <w:style w:type="character" w:styleId="IntenseEmphasis">
+  <w:style w:type="character" w:styleId="af7">
     <w:name w:val="Intense Emphasis"/>
-    <w:basedOn w:val="DefaultParagraphFont"/>
+    <w:basedOn w:val="a0"/>
     <w:uiPriority w:val="21"/>
     <w:qFormat/>
     <w:rsid w:val="005D52E8"/>
@@ -1820,9 +1820,9 @@
       <w:u w:val="single"/>
     </w:rPr>
   </w:style>
-  <w:style w:type="character" w:styleId="SubtleReference">
+  <w:style w:type="character" w:styleId="af8">
     <w:name w:val="Subtle Reference"/>
-    <w:basedOn w:val="DefaultParagraphFont"/>
+    <w:basedOn w:val="a0"/>
     <w:uiPriority w:val="31"/>
     <w:qFormat/>
     <w:rsid w:val="005D52E8"/>
@@ -1832,9 +1832,9 @@
       <w:u w:val="single"/>
     </w:rPr>
   </w:style>
-  <w:style w:type="character" w:styleId="IntenseReference">
+  <w:style w:type="character" w:styleId="af9">
     <w:name w:val="Intense Reference"/>
-    <w:basedOn w:val="DefaultParagraphFont"/>
+    <w:basedOn w:val="a0"/>
     <w:uiPriority w:val="32"/>
     <w:qFormat/>
     <w:rsid w:val="005D52E8"/>
@@ -1844,9 +1844,9 @@
       <w:u w:val="single"/>
     </w:rPr>
   </w:style>
-  <w:style w:type="character" w:styleId="BookTitle">
+  <w:style w:type="character" w:styleId="afa">
     <w:name w:val="Book Title"/>
-    <w:basedOn w:val="DefaultParagraphFont"/>
+    <w:basedOn w:val="a0"/>
     <w:uiPriority w:val="33"/>
     <w:qFormat/>
     <w:rsid w:val="005D52E8"/>
@@ -1858,10 +1858,10 @@
       <w:szCs w:val="24"/>
     </w:rPr>
   </w:style>
-  <w:style w:type="paragraph" w:styleId="TOCHeading">
+  <w:style w:type="paragraph" w:styleId="afb">
     <w:name w:val="TOC Heading"/>
-    <w:basedOn w:val="Heading1"/>
-    <w:next w:val="Normal"/>
+    <w:basedOn w:val="1"/>
+    <w:next w:val="a"/>
     <w:uiPriority w:val="39"/>
     <w:semiHidden/>
     <w:unhideWhenUsed/>
@@ -1871,9 +1871,9 @@
       <w:outlineLvl w:val="9"/>
     </w:pPr>
   </w:style>
-  <w:style w:type="table" w:styleId="TableGrid">
+  <w:style w:type="table" w:styleId="afc">
     <w:name w:val="Table Grid"/>
-    <w:basedOn w:val="TableNormal"/>
+    <w:basedOn w:val="a1"/>
     <w:uiPriority w:val="39"/>
     <w:rsid w:val="005E088A"/>
     <w:tblPr>

--- a/shopping-cart-spring-boot-main/uploads/academic/6/doc_4_copy_2.docx
+++ b/shopping-cart-spring-boot-main/uploads/academic/6/doc_4_copy_2.docx
@@ -6,13 +6,12 @@
       <w:pPr>
         <w:jc w:val="center"/>
         <w:rPr>
-          <w:rFonts w:ascii="TH Sarabun New" w:eastAsia="Times New Roman" w:hAnsi="TH Sarabun New" w:cs="TH Sarabun New" w:hint="cs"/>
+          <w:rFonts w:ascii="TH Sarabun New" w:eastAsia="Times New Roman" w:hAnsi="TH Sarabun New" w:cs="TH Sarabun New"/>
           <w:b/>
           <w:bCs/>
           <w:color w:val="000000" w:themeColor="text1"/>
           <w:sz w:val="40"/>
           <w:szCs w:val="40"/>
-          <w:cs/>
           <w:lang w:eastAsia="en-GB"/>
         </w:rPr>
       </w:pPr>
@@ -213,7 +212,7 @@
           <w:sz w:val="32"/>
           <w:b w:val="on"/>
         </w:rPr>
-        <w:t>ที่  อว 660301.26.4/ว. ขอเชิญประชุมคณะอนุกรรมการ...		 	          	วันที่  14 กุมภาพันธ์ พ.ศ. 2569</w:t>
+        <w:t>ที่  อว 660301.26.4/ว. ขอเชิญประชุมคณะอนุกรรมการ...		 	          	วันที่  12 กุมภาพันธ์ พ.ศ. 2569</w:t>
       </w:r>
     </w:p>
     <w:p>
@@ -335,6 +334,7 @@
     <w:p>
       <w:pPr>
         <w:ind w:firstLine="720"/>
+        <w:jc w:val="thaiDistribute"/>
         <w:rPr>
           <w:rFonts w:ascii="TH Sarabun New" w:eastAsia="Times New Roman" w:hAnsi="TH Sarabun New" w:cs="TH Sarabun New"/>
           <w:color w:val="000000" w:themeColor="text1"/>
@@ -349,7 +349,7 @@
           <w:sz w:val="32"/>
           <w:b w:val="off"/>
         </w:rPr>
-        <w:t xml:space="preserve">	ตามคำสั่งวิทยาลัยการคอมพิวเตอร์ ที่ 456/2569 ลงวันที่ 14 กุมภาพันธ์ พ.ศ. 2569 ได้แต่งตั้งท่านเป็นกรรมการผู้ทรงคุณวุฒิ ประเมินผลการสอนเพื่อประกอบการพิจารณาแต่งตั้งบุคคลให้ดำรงตำแหน่งทางวิชาการ บัดนี้ dsssd ข้าราชการ ตำแหน่ง อาจารย์ สังกัด วิทยาลัยการคอมพิวเตอร์  ได้แจ้งความประสงค์ขอรับการประเมินผลการสอน เพื่อประกอบการพิจารณาแต่งตั้งให้ดำรงตำแหน่งทางวิชาการ เป็น รองศาสตราจารย์</w:t>
+        <w:t xml:space="preserve">	ตามคำสั่งวิทยาลัยการคอมพิวเตอร์ ที่ /2569 ลงวันที่ 12 กุมภาพันธ์ พ.ศ. 2569 ได้แต่งตั้งท่านเป็นกรรมการผู้ทรงคุณวุฒิ ประเมินผลการสอนเพื่อประกอบการพิจารณาแต่งตั้งบุคคลให้ดำรงตำแหน่งทางวิชาการ บัดนี้   ตำแหน่ง  สังกัด วิทยาลัยการคอมพิวเตอร์  ได้แจ้งความประสงค์ขอรับการประเมินผลการสอน เพื่อประกอบการพิจารณาแต่งตั้งให้ดำรงตำแหน่งทางวิชาการ เป็น </w:t>
       </w:r>
     </w:p>
     <w:p>
@@ -383,7 +383,7 @@
           <w:sz w:val="32"/>
           <w:b w:val="off"/>
         </w:rPr>
-        <w:t xml:space="preserve">	วิทยาลัยการคอมพิวเตอร์ จึงใคร่ขอเชิญท่านเข้าร่วมประเมินผลการสอนของบุคคลดังกล่าว  ในวัน14 กุมภาพันธ์ พ.ศ. 2569 เวลา 9.03 – 11.2 น. ณ บ้าน พร้อมนี้ได้แนบเอกสารดังต่อไปนี้</w:t>
+        <w:t xml:space="preserve">	วิทยาลัยการคอมพิวเตอร์ จึงใคร่ขอเชิญท่านเข้าร่วมประเมินผลการสอนของบุคคลดังกล่าว  ในวัน12 กุมภาพันธ์ พ.ศ. 2569 เวลา  –  น. ณ  พร้อมนี้ได้แนบเอกสารดังต่อไปนี้</w:t>
       </w:r>
     </w:p>
     <w:p>
@@ -679,7 +679,7 @@
           <w:sz w:val="32"/>
           <w:b w:val="off"/>
         </w:rPr>
-        <w:t xml:space="preserve"> (รองศาสตราจารย์สม ดี)</w:t>
+        <w:t xml:space="preserve"> ()</w:t>
       </w:r>
     </w:p>
     <w:p>
@@ -1191,7 +1191,7 @@
     <w:lsdException w:name="Unresolved Mention" w:semiHidden="1" w:unhideWhenUsed="1"/>
     <w:lsdException w:name="Smart Link" w:semiHidden="1" w:unhideWhenUsed="1"/>
   </w:latentStyles>
-  <w:style w:type="paragraph" w:default="1" w:styleId="a">
+  <w:style w:type="paragraph" w:default="1" w:styleId="Normal">
     <w:name w:val="Normal"/>
     <w:qFormat/>
     <w:rsid w:val="005D52E8"/>
@@ -1200,11 +1200,11 @@
       <w:szCs w:val="24"/>
     </w:rPr>
   </w:style>
-  <w:style w:type="paragraph" w:styleId="1">
+  <w:style w:type="paragraph" w:styleId="Heading1">
     <w:name w:val="heading 1"/>
-    <w:basedOn w:val="a"/>
-    <w:next w:val="a"/>
-    <w:link w:val="10"/>
+    <w:basedOn w:val="Normal"/>
+    <w:next w:val="Normal"/>
+    <w:link w:val="Heading1Char"/>
     <w:uiPriority w:val="9"/>
     <w:qFormat/>
     <w:rsid w:val="005D52E8"/>
@@ -1222,11 +1222,11 @@
       <w:szCs w:val="32"/>
     </w:rPr>
   </w:style>
-  <w:style w:type="paragraph" w:styleId="2">
+  <w:style w:type="paragraph" w:styleId="Heading2">
     <w:name w:val="heading 2"/>
-    <w:basedOn w:val="a"/>
-    <w:next w:val="a"/>
-    <w:link w:val="20"/>
+    <w:basedOn w:val="Normal"/>
+    <w:next w:val="Normal"/>
+    <w:link w:val="Heading2Char"/>
     <w:uiPriority w:val="9"/>
     <w:semiHidden/>
     <w:unhideWhenUsed/>
@@ -1247,11 +1247,11 @@
       <w:szCs w:val="28"/>
     </w:rPr>
   </w:style>
-  <w:style w:type="paragraph" w:styleId="3">
+  <w:style w:type="paragraph" w:styleId="Heading3">
     <w:name w:val="heading 3"/>
-    <w:basedOn w:val="a"/>
-    <w:next w:val="a"/>
-    <w:link w:val="30"/>
+    <w:basedOn w:val="Normal"/>
+    <w:next w:val="Normal"/>
+    <w:link w:val="Heading3Char"/>
     <w:uiPriority w:val="9"/>
     <w:semiHidden/>
     <w:unhideWhenUsed/>
@@ -1270,11 +1270,11 @@
       <w:szCs w:val="26"/>
     </w:rPr>
   </w:style>
-  <w:style w:type="paragraph" w:styleId="4">
+  <w:style w:type="paragraph" w:styleId="Heading4">
     <w:name w:val="heading 4"/>
-    <w:basedOn w:val="a"/>
-    <w:next w:val="a"/>
-    <w:link w:val="40"/>
+    <w:basedOn w:val="Normal"/>
+    <w:next w:val="Normal"/>
+    <w:link w:val="Heading4Char"/>
     <w:uiPriority w:val="9"/>
     <w:semiHidden/>
     <w:unhideWhenUsed/>
@@ -1292,11 +1292,11 @@
       <w:szCs w:val="28"/>
     </w:rPr>
   </w:style>
-  <w:style w:type="paragraph" w:styleId="5">
+  <w:style w:type="paragraph" w:styleId="Heading5">
     <w:name w:val="heading 5"/>
-    <w:basedOn w:val="a"/>
-    <w:next w:val="a"/>
-    <w:link w:val="50"/>
+    <w:basedOn w:val="Normal"/>
+    <w:next w:val="Normal"/>
+    <w:link w:val="Heading5Char"/>
     <w:uiPriority w:val="9"/>
     <w:semiHidden/>
     <w:unhideWhenUsed/>
@@ -1315,11 +1315,11 @@
       <w:szCs w:val="26"/>
     </w:rPr>
   </w:style>
-  <w:style w:type="paragraph" w:styleId="6">
+  <w:style w:type="paragraph" w:styleId="Heading6">
     <w:name w:val="heading 6"/>
-    <w:basedOn w:val="a"/>
-    <w:next w:val="a"/>
-    <w:link w:val="60"/>
+    <w:basedOn w:val="Normal"/>
+    <w:next w:val="Normal"/>
+    <w:link w:val="Heading6Char"/>
     <w:uiPriority w:val="9"/>
     <w:semiHidden/>
     <w:unhideWhenUsed/>
@@ -1336,11 +1336,11 @@
       <w:szCs w:val="22"/>
     </w:rPr>
   </w:style>
-  <w:style w:type="paragraph" w:styleId="7">
+  <w:style w:type="paragraph" w:styleId="Heading7">
     <w:name w:val="heading 7"/>
-    <w:basedOn w:val="a"/>
-    <w:next w:val="a"/>
-    <w:link w:val="70"/>
+    <w:basedOn w:val="Normal"/>
+    <w:next w:val="Normal"/>
+    <w:link w:val="Heading7Char"/>
     <w:uiPriority w:val="9"/>
     <w:semiHidden/>
     <w:unhideWhenUsed/>
@@ -1351,11 +1351,11 @@
       <w:outlineLvl w:val="6"/>
     </w:pPr>
   </w:style>
-  <w:style w:type="paragraph" w:styleId="8">
+  <w:style w:type="paragraph" w:styleId="Heading8">
     <w:name w:val="heading 8"/>
-    <w:basedOn w:val="a"/>
-    <w:next w:val="a"/>
-    <w:link w:val="80"/>
+    <w:basedOn w:val="Normal"/>
+    <w:next w:val="Normal"/>
+    <w:link w:val="Heading8Char"/>
     <w:uiPriority w:val="9"/>
     <w:semiHidden/>
     <w:unhideWhenUsed/>
@@ -1370,11 +1370,11 @@
       <w:iCs/>
     </w:rPr>
   </w:style>
-  <w:style w:type="paragraph" w:styleId="9">
+  <w:style w:type="paragraph" w:styleId="Heading9">
     <w:name w:val="heading 9"/>
-    <w:basedOn w:val="a"/>
-    <w:next w:val="a"/>
-    <w:link w:val="90"/>
+    <w:basedOn w:val="Normal"/>
+    <w:next w:val="Normal"/>
+    <w:link w:val="Heading9Char"/>
     <w:uiPriority w:val="9"/>
     <w:semiHidden/>
     <w:unhideWhenUsed/>
@@ -1390,13 +1390,13 @@
       <w:szCs w:val="22"/>
     </w:rPr>
   </w:style>
-  <w:style w:type="character" w:default="1" w:styleId="a0">
+  <w:style w:type="character" w:default="1" w:styleId="DefaultParagraphFont">
     <w:name w:val="Default Paragraph Font"/>
     <w:uiPriority w:val="1"/>
     <w:semiHidden/>
     <w:unhideWhenUsed/>
   </w:style>
-  <w:style w:type="table" w:default="1" w:styleId="a1">
+  <w:style w:type="table" w:default="1" w:styleId="TableNormal">
     <w:name w:val="Normal Table"/>
     <w:uiPriority w:val="99"/>
     <w:semiHidden/>
@@ -1411,15 +1411,15 @@
       </w:tblCellMar>
     </w:tblPr>
   </w:style>
-  <w:style w:type="numbering" w:default="1" w:styleId="a2">
+  <w:style w:type="numbering" w:default="1" w:styleId="NoList">
     <w:name w:val="No List"/>
     <w:uiPriority w:val="99"/>
     <w:semiHidden/>
     <w:unhideWhenUsed/>
   </w:style>
-  <w:style w:type="paragraph" w:styleId="a3">
+  <w:style w:type="paragraph" w:styleId="NormalWeb">
     <w:name w:val="Normal (Web)"/>
-    <w:basedOn w:val="a"/>
+    <w:basedOn w:val="Normal"/>
     <w:uiPriority w:val="99"/>
     <w:semiHidden/>
     <w:unhideWhenUsed/>
@@ -1434,13 +1434,13 @@
   </w:style>
   <w:style w:type="character" w:customStyle="1" w:styleId="apple-tab-span">
     <w:name w:val="apple-tab-span"/>
-    <w:basedOn w:val="a0"/>
+    <w:basedOn w:val="DefaultParagraphFont"/>
     <w:rsid w:val="000463DB"/>
   </w:style>
-  <w:style w:type="paragraph" w:styleId="a4">
+  <w:style w:type="paragraph" w:styleId="BalloonText">
     <w:name w:val="Balloon Text"/>
-    <w:basedOn w:val="a"/>
-    <w:link w:val="a5"/>
+    <w:basedOn w:val="Normal"/>
+    <w:link w:val="BalloonTextChar"/>
     <w:uiPriority w:val="99"/>
     <w:semiHidden/>
     <w:unhideWhenUsed/>
@@ -1451,10 +1451,10 @@
       <w:szCs w:val="22"/>
     </w:rPr>
   </w:style>
-  <w:style w:type="character" w:customStyle="1" w:styleId="a5">
-    <w:name w:val="ข้อความบอลลูน อักขระ"/>
-    <w:basedOn w:val="a0"/>
-    <w:link w:val="a4"/>
+  <w:style w:type="character" w:customStyle="1" w:styleId="BalloonTextChar">
+    <w:name w:val="Balloon Text Char"/>
+    <w:basedOn w:val="DefaultParagraphFont"/>
+    <w:link w:val="BalloonText"/>
     <w:uiPriority w:val="99"/>
     <w:semiHidden/>
     <w:rsid w:val="000C52FD"/>
@@ -1464,10 +1464,10 @@
       <w:szCs w:val="22"/>
     </w:rPr>
   </w:style>
-  <w:style w:type="paragraph" w:styleId="a6">
+  <w:style w:type="paragraph" w:styleId="Header">
     <w:name w:val="header"/>
-    <w:basedOn w:val="a"/>
-    <w:link w:val="a7"/>
+    <w:basedOn w:val="Normal"/>
+    <w:link w:val="HeaderChar"/>
     <w:uiPriority w:val="99"/>
     <w:unhideWhenUsed/>
     <w:rsid w:val="002E55A6"/>
@@ -1478,17 +1478,17 @@
       </w:tabs>
     </w:pPr>
   </w:style>
-  <w:style w:type="character" w:customStyle="1" w:styleId="a7">
-    <w:name w:val="หัวกระดาษ อักขระ"/>
-    <w:basedOn w:val="a0"/>
-    <w:link w:val="a6"/>
+  <w:style w:type="character" w:customStyle="1" w:styleId="HeaderChar">
+    <w:name w:val="Header Char"/>
+    <w:basedOn w:val="DefaultParagraphFont"/>
+    <w:link w:val="Header"/>
     <w:uiPriority w:val="99"/>
     <w:rsid w:val="002E55A6"/>
   </w:style>
-  <w:style w:type="paragraph" w:styleId="a8">
+  <w:style w:type="paragraph" w:styleId="Footer">
     <w:name w:val="footer"/>
-    <w:basedOn w:val="a"/>
-    <w:link w:val="a9"/>
+    <w:basedOn w:val="Normal"/>
+    <w:link w:val="FooterChar"/>
     <w:uiPriority w:val="99"/>
     <w:unhideWhenUsed/>
     <w:rsid w:val="002E55A6"/>
@@ -1499,17 +1499,17 @@
       </w:tabs>
     </w:pPr>
   </w:style>
-  <w:style w:type="character" w:customStyle="1" w:styleId="a9">
-    <w:name w:val="ท้ายกระดาษ อักขระ"/>
-    <w:basedOn w:val="a0"/>
-    <w:link w:val="a8"/>
+  <w:style w:type="character" w:customStyle="1" w:styleId="FooterChar">
+    <w:name w:val="Footer Char"/>
+    <w:basedOn w:val="DefaultParagraphFont"/>
+    <w:link w:val="Footer"/>
     <w:uiPriority w:val="99"/>
     <w:rsid w:val="002E55A6"/>
   </w:style>
-  <w:style w:type="character" w:customStyle="1" w:styleId="10">
-    <w:name w:val="หัวเรื่อง 1 อักขระ"/>
-    <w:basedOn w:val="a0"/>
-    <w:link w:val="1"/>
+  <w:style w:type="character" w:customStyle="1" w:styleId="Heading1Char">
+    <w:name w:val="Heading 1 Char"/>
+    <w:basedOn w:val="DefaultParagraphFont"/>
+    <w:link w:val="Heading1"/>
     <w:uiPriority w:val="9"/>
     <w:rsid w:val="005D52E8"/>
     <w:rPr>
@@ -1521,10 +1521,10 @@
       <w:szCs w:val="32"/>
     </w:rPr>
   </w:style>
-  <w:style w:type="character" w:customStyle="1" w:styleId="20">
-    <w:name w:val="หัวเรื่อง 2 อักขระ"/>
-    <w:basedOn w:val="a0"/>
-    <w:link w:val="2"/>
+  <w:style w:type="character" w:customStyle="1" w:styleId="Heading2Char">
+    <w:name w:val="Heading 2 Char"/>
+    <w:basedOn w:val="DefaultParagraphFont"/>
+    <w:link w:val="Heading2"/>
     <w:uiPriority w:val="9"/>
     <w:semiHidden/>
     <w:rsid w:val="005D52E8"/>
@@ -1538,10 +1538,10 @@
       <w:szCs w:val="28"/>
     </w:rPr>
   </w:style>
-  <w:style w:type="character" w:customStyle="1" w:styleId="30">
-    <w:name w:val="หัวเรื่อง 3 อักขระ"/>
-    <w:basedOn w:val="a0"/>
-    <w:link w:val="3"/>
+  <w:style w:type="character" w:customStyle="1" w:styleId="Heading3Char">
+    <w:name w:val="Heading 3 Char"/>
+    <w:basedOn w:val="DefaultParagraphFont"/>
+    <w:link w:val="Heading3"/>
     <w:uiPriority w:val="9"/>
     <w:semiHidden/>
     <w:rsid w:val="005D52E8"/>
@@ -1553,10 +1553,10 @@
       <w:szCs w:val="26"/>
     </w:rPr>
   </w:style>
-  <w:style w:type="character" w:customStyle="1" w:styleId="40">
-    <w:name w:val="หัวเรื่อง 4 อักขระ"/>
-    <w:basedOn w:val="a0"/>
-    <w:link w:val="4"/>
+  <w:style w:type="character" w:customStyle="1" w:styleId="Heading4Char">
+    <w:name w:val="Heading 4 Char"/>
+    <w:basedOn w:val="DefaultParagraphFont"/>
+    <w:link w:val="Heading4"/>
     <w:uiPriority w:val="9"/>
     <w:semiHidden/>
     <w:rsid w:val="005D52E8"/>
@@ -1567,10 +1567,10 @@
       <w:szCs w:val="28"/>
     </w:rPr>
   </w:style>
-  <w:style w:type="character" w:customStyle="1" w:styleId="50">
-    <w:name w:val="หัวเรื่อง 5 อักขระ"/>
-    <w:basedOn w:val="a0"/>
-    <w:link w:val="5"/>
+  <w:style w:type="character" w:customStyle="1" w:styleId="Heading5Char">
+    <w:name w:val="Heading 5 Char"/>
+    <w:basedOn w:val="DefaultParagraphFont"/>
+    <w:link w:val="Heading5"/>
     <w:uiPriority w:val="9"/>
     <w:semiHidden/>
     <w:rsid w:val="005D52E8"/>
@@ -1583,10 +1583,10 @@
       <w:szCs w:val="26"/>
     </w:rPr>
   </w:style>
-  <w:style w:type="character" w:customStyle="1" w:styleId="60">
-    <w:name w:val="หัวเรื่อง 6 อักขระ"/>
-    <w:basedOn w:val="a0"/>
-    <w:link w:val="6"/>
+  <w:style w:type="character" w:customStyle="1" w:styleId="Heading6Char">
+    <w:name w:val="Heading 6 Char"/>
+    <w:basedOn w:val="DefaultParagraphFont"/>
+    <w:link w:val="Heading6"/>
     <w:uiPriority w:val="9"/>
     <w:semiHidden/>
     <w:rsid w:val="005D52E8"/>
@@ -1595,10 +1595,10 @@
       <w:bCs/>
     </w:rPr>
   </w:style>
-  <w:style w:type="character" w:customStyle="1" w:styleId="70">
-    <w:name w:val="หัวเรื่อง 7 อักขระ"/>
-    <w:basedOn w:val="a0"/>
-    <w:link w:val="7"/>
+  <w:style w:type="character" w:customStyle="1" w:styleId="Heading7Char">
+    <w:name w:val="Heading 7 Char"/>
+    <w:basedOn w:val="DefaultParagraphFont"/>
+    <w:link w:val="Heading7"/>
     <w:uiPriority w:val="9"/>
     <w:semiHidden/>
     <w:rsid w:val="005D52E8"/>
@@ -1607,10 +1607,10 @@
       <w:szCs w:val="24"/>
     </w:rPr>
   </w:style>
-  <w:style w:type="character" w:customStyle="1" w:styleId="80">
-    <w:name w:val="หัวเรื่อง 8 อักขระ"/>
-    <w:basedOn w:val="a0"/>
-    <w:link w:val="8"/>
+  <w:style w:type="character" w:customStyle="1" w:styleId="Heading8Char">
+    <w:name w:val="Heading 8 Char"/>
+    <w:basedOn w:val="DefaultParagraphFont"/>
+    <w:link w:val="Heading8"/>
     <w:uiPriority w:val="9"/>
     <w:semiHidden/>
     <w:rsid w:val="005D52E8"/>
@@ -1621,10 +1621,10 @@
       <w:szCs w:val="24"/>
     </w:rPr>
   </w:style>
-  <w:style w:type="character" w:customStyle="1" w:styleId="90">
-    <w:name w:val="หัวเรื่อง 9 อักขระ"/>
-    <w:basedOn w:val="a0"/>
-    <w:link w:val="9"/>
+  <w:style w:type="character" w:customStyle="1" w:styleId="Heading9Char">
+    <w:name w:val="Heading 9 Char"/>
+    <w:basedOn w:val="DefaultParagraphFont"/>
+    <w:link w:val="Heading9"/>
     <w:uiPriority w:val="9"/>
     <w:semiHidden/>
     <w:rsid w:val="005D52E8"/>
@@ -1632,11 +1632,11 @@
       <w:rFonts w:asciiTheme="majorHAnsi" w:eastAsiaTheme="majorEastAsia" w:hAnsiTheme="majorHAnsi"/>
     </w:rPr>
   </w:style>
-  <w:style w:type="paragraph" w:styleId="aa">
+  <w:style w:type="paragraph" w:styleId="Title">
     <w:name w:val="Title"/>
-    <w:basedOn w:val="a"/>
-    <w:next w:val="a"/>
-    <w:link w:val="ab"/>
+    <w:basedOn w:val="Normal"/>
+    <w:next w:val="Normal"/>
+    <w:link w:val="TitleChar"/>
     <w:uiPriority w:val="10"/>
     <w:qFormat/>
     <w:rsid w:val="005D52E8"/>
@@ -1654,10 +1654,10 @@
       <w:szCs w:val="32"/>
     </w:rPr>
   </w:style>
-  <w:style w:type="character" w:customStyle="1" w:styleId="ab">
-    <w:name w:val="ชื่อเรื่อง อักขระ"/>
-    <w:basedOn w:val="a0"/>
-    <w:link w:val="aa"/>
+  <w:style w:type="character" w:customStyle="1" w:styleId="TitleChar">
+    <w:name w:val="Title Char"/>
+    <w:basedOn w:val="DefaultParagraphFont"/>
+    <w:link w:val="Title"/>
     <w:uiPriority w:val="10"/>
     <w:rsid w:val="005D52E8"/>
     <w:rPr>
@@ -1669,11 +1669,11 @@
       <w:szCs w:val="32"/>
     </w:rPr>
   </w:style>
-  <w:style w:type="paragraph" w:styleId="ac">
+  <w:style w:type="paragraph" w:styleId="Subtitle">
     <w:name w:val="Subtitle"/>
-    <w:basedOn w:val="a"/>
-    <w:next w:val="a"/>
-    <w:link w:val="ad"/>
+    <w:basedOn w:val="Normal"/>
+    <w:next w:val="Normal"/>
+    <w:link w:val="SubtitleChar"/>
     <w:uiPriority w:val="11"/>
     <w:qFormat/>
     <w:rsid w:val="005D52E8"/>
@@ -1686,10 +1686,10 @@
       <w:rFonts w:asciiTheme="majorHAnsi" w:eastAsiaTheme="majorEastAsia" w:hAnsiTheme="majorHAnsi"/>
     </w:rPr>
   </w:style>
-  <w:style w:type="character" w:customStyle="1" w:styleId="ad">
-    <w:name w:val="ชื่อเรื่องรอง อักขระ"/>
-    <w:basedOn w:val="a0"/>
-    <w:link w:val="ac"/>
+  <w:style w:type="character" w:customStyle="1" w:styleId="SubtitleChar">
+    <w:name w:val="Subtitle Char"/>
+    <w:basedOn w:val="DefaultParagraphFont"/>
+    <w:link w:val="Subtitle"/>
     <w:uiPriority w:val="11"/>
     <w:rsid w:val="005D52E8"/>
     <w:rPr>
@@ -1698,9 +1698,9 @@
       <w:szCs w:val="24"/>
     </w:rPr>
   </w:style>
-  <w:style w:type="character" w:styleId="ae">
+  <w:style w:type="character" w:styleId="Strong">
     <w:name w:val="Strong"/>
-    <w:basedOn w:val="a0"/>
+    <w:basedOn w:val="DefaultParagraphFont"/>
     <w:uiPriority w:val="22"/>
     <w:qFormat/>
     <w:rsid w:val="005D52E8"/>
@@ -1709,9 +1709,9 @@
       <w:bCs/>
     </w:rPr>
   </w:style>
-  <w:style w:type="character" w:styleId="af">
+  <w:style w:type="character" w:styleId="Emphasis">
     <w:name w:val="Emphasis"/>
-    <w:basedOn w:val="a0"/>
+    <w:basedOn w:val="DefaultParagraphFont"/>
     <w:uiPriority w:val="20"/>
     <w:qFormat/>
     <w:rsid w:val="005D52E8"/>
@@ -1722,9 +1722,9 @@
       <w:iCs/>
     </w:rPr>
   </w:style>
-  <w:style w:type="paragraph" w:styleId="af0">
+  <w:style w:type="paragraph" w:styleId="NoSpacing">
     <w:name w:val="No Spacing"/>
-    <w:basedOn w:val="a"/>
+    <w:basedOn w:val="Normal"/>
     <w:uiPriority w:val="1"/>
     <w:qFormat/>
     <w:rsid w:val="005D52E8"/>
@@ -1732,9 +1732,9 @@
       <w:szCs w:val="32"/>
     </w:rPr>
   </w:style>
-  <w:style w:type="paragraph" w:styleId="af1">
+  <w:style w:type="paragraph" w:styleId="ListParagraph">
     <w:name w:val="List Paragraph"/>
-    <w:basedOn w:val="a"/>
+    <w:basedOn w:val="Normal"/>
     <w:uiPriority w:val="34"/>
     <w:qFormat/>
     <w:rsid w:val="005D52E8"/>
@@ -1743,11 +1743,11 @@
       <w:contextualSpacing/>
     </w:pPr>
   </w:style>
-  <w:style w:type="paragraph" w:styleId="af2">
+  <w:style w:type="paragraph" w:styleId="Quote">
     <w:name w:val="Quote"/>
-    <w:basedOn w:val="a"/>
-    <w:next w:val="a"/>
-    <w:link w:val="af3"/>
+    <w:basedOn w:val="Normal"/>
+    <w:next w:val="Normal"/>
+    <w:link w:val="QuoteChar"/>
     <w:uiPriority w:val="29"/>
     <w:qFormat/>
     <w:rsid w:val="005D52E8"/>
@@ -1755,10 +1755,10 @@
       <w:i/>
     </w:rPr>
   </w:style>
-  <w:style w:type="character" w:customStyle="1" w:styleId="af3">
-    <w:name w:val="คำอ้างอิง อักขระ"/>
-    <w:basedOn w:val="a0"/>
-    <w:link w:val="af2"/>
+  <w:style w:type="character" w:customStyle="1" w:styleId="QuoteChar">
+    <w:name w:val="Quote Char"/>
+    <w:basedOn w:val="DefaultParagraphFont"/>
+    <w:link w:val="Quote"/>
     <w:uiPriority w:val="29"/>
     <w:rsid w:val="005D52E8"/>
     <w:rPr>
@@ -1767,11 +1767,11 @@
       <w:szCs w:val="24"/>
     </w:rPr>
   </w:style>
-  <w:style w:type="paragraph" w:styleId="af4">
+  <w:style w:type="paragraph" w:styleId="IntenseQuote">
     <w:name w:val="Intense Quote"/>
-    <w:basedOn w:val="a"/>
-    <w:next w:val="a"/>
-    <w:link w:val="af5"/>
+    <w:basedOn w:val="Normal"/>
+    <w:next w:val="Normal"/>
+    <w:link w:val="IntenseQuoteChar"/>
     <w:uiPriority w:val="30"/>
     <w:qFormat/>
     <w:rsid w:val="005D52E8"/>
@@ -1784,10 +1784,10 @@
       <w:szCs w:val="22"/>
     </w:rPr>
   </w:style>
-  <w:style w:type="character" w:customStyle="1" w:styleId="af5">
-    <w:name w:val="ทำให้คำอ้างอิงเป็นสีเข้มขึ้น อักขระ"/>
-    <w:basedOn w:val="a0"/>
-    <w:link w:val="af4"/>
+  <w:style w:type="character" w:customStyle="1" w:styleId="IntenseQuoteChar">
+    <w:name w:val="Intense Quote Char"/>
+    <w:basedOn w:val="DefaultParagraphFont"/>
+    <w:link w:val="IntenseQuote"/>
     <w:uiPriority w:val="30"/>
     <w:rsid w:val="005D52E8"/>
     <w:rPr>
@@ -1796,7 +1796,7 @@
       <w:sz w:val="24"/>
     </w:rPr>
   </w:style>
-  <w:style w:type="character" w:styleId="af6">
+  <w:style w:type="character" w:styleId="SubtleEmphasis">
     <w:name w:val="Subtle Emphasis"/>
     <w:uiPriority w:val="19"/>
     <w:qFormat/>
@@ -1806,9 +1806,9 @@
       <w:color w:val="5A5A5A" w:themeColor="text1" w:themeTint="A5"/>
     </w:rPr>
   </w:style>
-  <w:style w:type="character" w:styleId="af7">
+  <w:style w:type="character" w:styleId="IntenseEmphasis">
     <w:name w:val="Intense Emphasis"/>
-    <w:basedOn w:val="a0"/>
+    <w:basedOn w:val="DefaultParagraphFont"/>
     <w:uiPriority w:val="21"/>
     <w:qFormat/>
     <w:rsid w:val="005D52E8"/>
@@ -1820,9 +1820,9 @@
       <w:u w:val="single"/>
     </w:rPr>
   </w:style>
-  <w:style w:type="character" w:styleId="af8">
+  <w:style w:type="character" w:styleId="SubtleReference">
     <w:name w:val="Subtle Reference"/>
-    <w:basedOn w:val="a0"/>
+    <w:basedOn w:val="DefaultParagraphFont"/>
     <w:uiPriority w:val="31"/>
     <w:qFormat/>
     <w:rsid w:val="005D52E8"/>
@@ -1832,9 +1832,9 @@
       <w:u w:val="single"/>
     </w:rPr>
   </w:style>
-  <w:style w:type="character" w:styleId="af9">
+  <w:style w:type="character" w:styleId="IntenseReference">
     <w:name w:val="Intense Reference"/>
-    <w:basedOn w:val="a0"/>
+    <w:basedOn w:val="DefaultParagraphFont"/>
     <w:uiPriority w:val="32"/>
     <w:qFormat/>
     <w:rsid w:val="005D52E8"/>
@@ -1844,9 +1844,9 @@
       <w:u w:val="single"/>
     </w:rPr>
   </w:style>
-  <w:style w:type="character" w:styleId="afa">
+  <w:style w:type="character" w:styleId="BookTitle">
     <w:name w:val="Book Title"/>
-    <w:basedOn w:val="a0"/>
+    <w:basedOn w:val="DefaultParagraphFont"/>
     <w:uiPriority w:val="33"/>
     <w:qFormat/>
     <w:rsid w:val="005D52E8"/>
@@ -1858,10 +1858,10 @@
       <w:szCs w:val="24"/>
     </w:rPr>
   </w:style>
-  <w:style w:type="paragraph" w:styleId="afb">
+  <w:style w:type="paragraph" w:styleId="TOCHeading">
     <w:name w:val="TOC Heading"/>
-    <w:basedOn w:val="1"/>
-    <w:next w:val="a"/>
+    <w:basedOn w:val="Heading1"/>
+    <w:next w:val="Normal"/>
     <w:uiPriority w:val="39"/>
     <w:semiHidden/>
     <w:unhideWhenUsed/>
@@ -1871,9 +1871,9 @@
       <w:outlineLvl w:val="9"/>
     </w:pPr>
   </w:style>
-  <w:style w:type="table" w:styleId="afc">
+  <w:style w:type="table" w:styleId="TableGrid">
     <w:name w:val="Table Grid"/>
-    <w:basedOn w:val="a1"/>
+    <w:basedOn w:val="TableNormal"/>
     <w:uiPriority w:val="39"/>
     <w:rsid w:val="005E088A"/>
     <w:tblPr>

--- a/shopping-cart-spring-boot-main/uploads/academic/6/doc_4_copy_2.docx
+++ b/shopping-cart-spring-boot-main/uploads/academic/6/doc_4_copy_2.docx
@@ -12,6 +12,7 @@
           <w:color w:val="000000" w:themeColor="text1"/>
           <w:sz w:val="40"/>
           <w:szCs w:val="40"/>
+          <w:cs/>
           <w:lang w:eastAsia="en-GB"/>
         </w:rPr>
       </w:pPr>
@@ -212,7 +213,7 @@
           <w:sz w:val="32"/>
           <w:b w:val="on"/>
         </w:rPr>
-        <w:t>ที่  อว 660301.26.4/ว. ขอเชิญประชุมคณะอนุกรรมการ...		 	          	วันที่  12 กุมภาพันธ์ พ.ศ. 2569</w:t>
+        <w:t>ที่  อว 660301.26.4/ว. 2222222222		 	          	วันที่  7 มีนาคม 2569</w:t>
       </w:r>
     </w:p>
     <w:p>
@@ -306,7 +307,6 @@
           <w:color w:val="000000" w:themeColor="text1"/>
           <w:sz w:val="32"/>
           <w:szCs w:val="32"/>
-          <w:cs/>
           <w:lang w:val="en-US" w:eastAsia="en-GB"/>
         </w:rPr>
       </w:pPr>
@@ -316,7 +316,7 @@
           <w:sz w:val="32"/>
           <w:b w:val="on"/>
         </w:rPr>
-        <w:t>เรียน	คณะอนุกรรมการประเมินผลการสอน</w:t>
+        <w:t>เรียน	aaaaaaa</w:t>
       </w:r>
     </w:p>
     <w:p>
@@ -349,7 +349,7 @@
           <w:sz w:val="32"/>
           <w:b w:val="off"/>
         </w:rPr>
-        <w:t xml:space="preserve">	ตามคำสั่งวิทยาลัยการคอมพิวเตอร์ ที่ /2569 ลงวันที่ 12 กุมภาพันธ์ พ.ศ. 2569 ได้แต่งตั้งท่านเป็นกรรมการผู้ทรงคุณวุฒิ ประเมินผลการสอนเพื่อประกอบการพิจารณาแต่งตั้งบุคคลให้ดำรงตำแหน่งทางวิชาการ บัดนี้   ตำแหน่ง  สังกัด วิทยาลัยการคอมพิวเตอร์  ได้แจ้งความประสงค์ขอรับการประเมินผลการสอน เพื่อประกอบการพิจารณาแต่งตั้งให้ดำรงตำแหน่งทางวิชาการ เป็น </w:t>
+        <w:t xml:space="preserve">	ตามคำสั่งวิทยาลัยการคอมพิวเตอร์ ที่  ลงวันที่ 7 มีนาคม 2569 ได้แต่งตั้งท่านเป็นกรรมการผู้ทรงคุณวุฒิ ประเมินผลการสอนเพื่อประกอบการพิจารณาแต่งตั้งบุคคลให้ดำรงตำแหน่งทางวิชาการ บัดนี้ ผู้ช่วยศาสตราจารย์ปาณ จันทร์ พนักงานมหาวิทยาลัย ตำแหน่ง รองศาสตราจารย์ สังกัด วิทยาลัยการคอมพิวเตอร์  ได้แจ้งความประสงค์ขอรับการประเมินผลการสอน เพื่อประกอบการพิจารณาแต่งตั้งให้ดำรงตำแหน่งทางวิชาการ เป็น ศาสตราจารย์</w:t>
       </w:r>
     </w:p>
     <w:p>
@@ -371,6 +371,8 @@
         <w:jc w:val="thaiDistribute"/>
         <w:rPr>
           <w:rFonts w:ascii="TH Sarabun New" w:eastAsia="Times New Roman" w:hAnsi="TH Sarabun New" w:cs="TH Sarabun New"/>
+          <w:b/>
+          <w:bCs/>
           <w:color w:val="000000" w:themeColor="text1"/>
           <w:sz w:val="32"/>
           <w:szCs w:val="32"/>
@@ -383,7 +385,7 @@
           <w:sz w:val="32"/>
           <w:b w:val="off"/>
         </w:rPr>
-        <w:t xml:space="preserve">	วิทยาลัยการคอมพิวเตอร์ จึงใคร่ขอเชิญท่านเข้าร่วมประเมินผลการสอนของบุคคลดังกล่าว  ในวัน12 กุมภาพันธ์ พ.ศ. 2569 เวลา  –  น. ณ  พร้อมนี้ได้แนบเอกสารดังต่อไปนี้</w:t>
+        <w:t xml:space="preserve">	วิทยาลัยการคอมพิวเตอร์ จึงใคร่ขอเชิญท่านเข้าร่วมประเมินผลการสอนของบุคคลดังกล่าว  ในวัน7 มีนาคม 2569 เวลา 9.3.0 – 111.21 น. ณ 323231312eeeeee พร้อมนี้ได้แนบเอกสารดังต่อไปนี้</w:t>
       </w:r>
     </w:p>
     <w:p>
@@ -679,7 +681,7 @@
           <w:sz w:val="32"/>
           <w:b w:val="off"/>
         </w:rPr>
-        <w:t xml:space="preserve"> ()</w:t>
+        <w:t xml:space="preserve"> (รองศาสตราจารย์สม ดี)</w:t>
       </w:r>
     </w:p>
     <w:p>
@@ -1191,7 +1193,7 @@
     <w:lsdException w:name="Unresolved Mention" w:semiHidden="1" w:unhideWhenUsed="1"/>
     <w:lsdException w:name="Smart Link" w:semiHidden="1" w:unhideWhenUsed="1"/>
   </w:latentStyles>
-  <w:style w:type="paragraph" w:default="1" w:styleId="Normal">
+  <w:style w:type="paragraph" w:default="1" w:styleId="a">
     <w:name w:val="Normal"/>
     <w:qFormat/>
     <w:rsid w:val="005D52E8"/>
@@ -1200,11 +1202,11 @@
       <w:szCs w:val="24"/>
     </w:rPr>
   </w:style>
-  <w:style w:type="paragraph" w:styleId="Heading1">
+  <w:style w:type="paragraph" w:styleId="1">
     <w:name w:val="heading 1"/>
-    <w:basedOn w:val="Normal"/>
-    <w:next w:val="Normal"/>
-    <w:link w:val="Heading1Char"/>
+    <w:basedOn w:val="a"/>
+    <w:next w:val="a"/>
+    <w:link w:val="10"/>
     <w:uiPriority w:val="9"/>
     <w:qFormat/>
     <w:rsid w:val="005D52E8"/>
@@ -1222,11 +1224,11 @@
       <w:szCs w:val="32"/>
     </w:rPr>
   </w:style>
-  <w:style w:type="paragraph" w:styleId="Heading2">
+  <w:style w:type="paragraph" w:styleId="2">
     <w:name w:val="heading 2"/>
-    <w:basedOn w:val="Normal"/>
-    <w:next w:val="Normal"/>
-    <w:link w:val="Heading2Char"/>
+    <w:basedOn w:val="a"/>
+    <w:next w:val="a"/>
+    <w:link w:val="20"/>
     <w:uiPriority w:val="9"/>
     <w:semiHidden/>
     <w:unhideWhenUsed/>
@@ -1247,11 +1249,11 @@
       <w:szCs w:val="28"/>
     </w:rPr>
   </w:style>
-  <w:style w:type="paragraph" w:styleId="Heading3">
+  <w:style w:type="paragraph" w:styleId="3">
     <w:name w:val="heading 3"/>
-    <w:basedOn w:val="Normal"/>
-    <w:next w:val="Normal"/>
-    <w:link w:val="Heading3Char"/>
+    <w:basedOn w:val="a"/>
+    <w:next w:val="a"/>
+    <w:link w:val="30"/>
     <w:uiPriority w:val="9"/>
     <w:semiHidden/>
     <w:unhideWhenUsed/>
@@ -1270,11 +1272,11 @@
       <w:szCs w:val="26"/>
     </w:rPr>
   </w:style>
-  <w:style w:type="paragraph" w:styleId="Heading4">
+  <w:style w:type="paragraph" w:styleId="4">
     <w:name w:val="heading 4"/>
-    <w:basedOn w:val="Normal"/>
-    <w:next w:val="Normal"/>
-    <w:link w:val="Heading4Char"/>
+    <w:basedOn w:val="a"/>
+    <w:next w:val="a"/>
+    <w:link w:val="40"/>
     <w:uiPriority w:val="9"/>
     <w:semiHidden/>
     <w:unhideWhenUsed/>
@@ -1292,11 +1294,11 @@
       <w:szCs w:val="28"/>
     </w:rPr>
   </w:style>
-  <w:style w:type="paragraph" w:styleId="Heading5">
+  <w:style w:type="paragraph" w:styleId="5">
     <w:name w:val="heading 5"/>
-    <w:basedOn w:val="Normal"/>
-    <w:next w:val="Normal"/>
-    <w:link w:val="Heading5Char"/>
+    <w:basedOn w:val="a"/>
+    <w:next w:val="a"/>
+    <w:link w:val="50"/>
     <w:uiPriority w:val="9"/>
     <w:semiHidden/>
     <w:unhideWhenUsed/>
@@ -1315,11 +1317,11 @@
       <w:szCs w:val="26"/>
     </w:rPr>
   </w:style>
-  <w:style w:type="paragraph" w:styleId="Heading6">
+  <w:style w:type="paragraph" w:styleId="6">
     <w:name w:val="heading 6"/>
-    <w:basedOn w:val="Normal"/>
-    <w:next w:val="Normal"/>
-    <w:link w:val="Heading6Char"/>
+    <w:basedOn w:val="a"/>
+    <w:next w:val="a"/>
+    <w:link w:val="60"/>
     <w:uiPriority w:val="9"/>
     <w:semiHidden/>
     <w:unhideWhenUsed/>
@@ -1336,11 +1338,11 @@
       <w:szCs w:val="22"/>
     </w:rPr>
   </w:style>
-  <w:style w:type="paragraph" w:styleId="Heading7">
+  <w:style w:type="paragraph" w:styleId="7">
     <w:name w:val="heading 7"/>
-    <w:basedOn w:val="Normal"/>
-    <w:next w:val="Normal"/>
-    <w:link w:val="Heading7Char"/>
+    <w:basedOn w:val="a"/>
+    <w:next w:val="a"/>
+    <w:link w:val="70"/>
     <w:uiPriority w:val="9"/>
     <w:semiHidden/>
     <w:unhideWhenUsed/>
@@ -1351,11 +1353,11 @@
       <w:outlineLvl w:val="6"/>
     </w:pPr>
   </w:style>
-  <w:style w:type="paragraph" w:styleId="Heading8">
+  <w:style w:type="paragraph" w:styleId="8">
     <w:name w:val="heading 8"/>
-    <w:basedOn w:val="Normal"/>
-    <w:next w:val="Normal"/>
-    <w:link w:val="Heading8Char"/>
+    <w:basedOn w:val="a"/>
+    <w:next w:val="a"/>
+    <w:link w:val="80"/>
     <w:uiPriority w:val="9"/>
     <w:semiHidden/>
     <w:unhideWhenUsed/>
@@ -1370,11 +1372,11 @@
       <w:iCs/>
     </w:rPr>
   </w:style>
-  <w:style w:type="paragraph" w:styleId="Heading9">
+  <w:style w:type="paragraph" w:styleId="9">
     <w:name w:val="heading 9"/>
-    <w:basedOn w:val="Normal"/>
-    <w:next w:val="Normal"/>
-    <w:link w:val="Heading9Char"/>
+    <w:basedOn w:val="a"/>
+    <w:next w:val="a"/>
+    <w:link w:val="90"/>
     <w:uiPriority w:val="9"/>
     <w:semiHidden/>
     <w:unhideWhenUsed/>
@@ -1390,13 +1392,13 @@
       <w:szCs w:val="22"/>
     </w:rPr>
   </w:style>
-  <w:style w:type="character" w:default="1" w:styleId="DefaultParagraphFont">
+  <w:style w:type="character" w:default="1" w:styleId="a0">
     <w:name w:val="Default Paragraph Font"/>
     <w:uiPriority w:val="1"/>
     <w:semiHidden/>
     <w:unhideWhenUsed/>
   </w:style>
-  <w:style w:type="table" w:default="1" w:styleId="TableNormal">
+  <w:style w:type="table" w:default="1" w:styleId="a1">
     <w:name w:val="Normal Table"/>
     <w:uiPriority w:val="99"/>
     <w:semiHidden/>
@@ -1411,15 +1413,15 @@
       </w:tblCellMar>
     </w:tblPr>
   </w:style>
-  <w:style w:type="numbering" w:default="1" w:styleId="NoList">
+  <w:style w:type="numbering" w:default="1" w:styleId="a2">
     <w:name w:val="No List"/>
     <w:uiPriority w:val="99"/>
     <w:semiHidden/>
     <w:unhideWhenUsed/>
   </w:style>
-  <w:style w:type="paragraph" w:styleId="NormalWeb">
+  <w:style w:type="paragraph" w:styleId="a3">
     <w:name w:val="Normal (Web)"/>
-    <w:basedOn w:val="Normal"/>
+    <w:basedOn w:val="a"/>
     <w:uiPriority w:val="99"/>
     <w:semiHidden/>
     <w:unhideWhenUsed/>
@@ -1434,13 +1436,13 @@
   </w:style>
   <w:style w:type="character" w:customStyle="1" w:styleId="apple-tab-span">
     <w:name w:val="apple-tab-span"/>
-    <w:basedOn w:val="DefaultParagraphFont"/>
+    <w:basedOn w:val="a0"/>
     <w:rsid w:val="000463DB"/>
   </w:style>
-  <w:style w:type="paragraph" w:styleId="BalloonText">
+  <w:style w:type="paragraph" w:styleId="a4">
     <w:name w:val="Balloon Text"/>
-    <w:basedOn w:val="Normal"/>
-    <w:link w:val="BalloonTextChar"/>
+    <w:basedOn w:val="a"/>
+    <w:link w:val="a5"/>
     <w:uiPriority w:val="99"/>
     <w:semiHidden/>
     <w:unhideWhenUsed/>
@@ -1451,10 +1453,10 @@
       <w:szCs w:val="22"/>
     </w:rPr>
   </w:style>
-  <w:style w:type="character" w:customStyle="1" w:styleId="BalloonTextChar">
-    <w:name w:val="Balloon Text Char"/>
-    <w:basedOn w:val="DefaultParagraphFont"/>
-    <w:link w:val="BalloonText"/>
+  <w:style w:type="character" w:customStyle="1" w:styleId="a5">
+    <w:name w:val="ข้อความบอลลูน อักขระ"/>
+    <w:basedOn w:val="a0"/>
+    <w:link w:val="a4"/>
     <w:uiPriority w:val="99"/>
     <w:semiHidden/>
     <w:rsid w:val="000C52FD"/>
@@ -1464,10 +1466,10 @@
       <w:szCs w:val="22"/>
     </w:rPr>
   </w:style>
-  <w:style w:type="paragraph" w:styleId="Header">
+  <w:style w:type="paragraph" w:styleId="a6">
     <w:name w:val="header"/>
-    <w:basedOn w:val="Normal"/>
-    <w:link w:val="HeaderChar"/>
+    <w:basedOn w:val="a"/>
+    <w:link w:val="a7"/>
     <w:uiPriority w:val="99"/>
     <w:unhideWhenUsed/>
     <w:rsid w:val="002E55A6"/>
@@ -1478,17 +1480,17 @@
       </w:tabs>
     </w:pPr>
   </w:style>
-  <w:style w:type="character" w:customStyle="1" w:styleId="HeaderChar">
-    <w:name w:val="Header Char"/>
-    <w:basedOn w:val="DefaultParagraphFont"/>
-    <w:link w:val="Header"/>
+  <w:style w:type="character" w:customStyle="1" w:styleId="a7">
+    <w:name w:val="หัวกระดาษ อักขระ"/>
+    <w:basedOn w:val="a0"/>
+    <w:link w:val="a6"/>
     <w:uiPriority w:val="99"/>
     <w:rsid w:val="002E55A6"/>
   </w:style>
-  <w:style w:type="paragraph" w:styleId="Footer">
+  <w:style w:type="paragraph" w:styleId="a8">
     <w:name w:val="footer"/>
-    <w:basedOn w:val="Normal"/>
-    <w:link w:val="FooterChar"/>
+    <w:basedOn w:val="a"/>
+    <w:link w:val="a9"/>
     <w:uiPriority w:val="99"/>
     <w:unhideWhenUsed/>
     <w:rsid w:val="002E55A6"/>
@@ -1499,17 +1501,17 @@
       </w:tabs>
     </w:pPr>
   </w:style>
-  <w:style w:type="character" w:customStyle="1" w:styleId="FooterChar">
-    <w:name w:val="Footer Char"/>
-    <w:basedOn w:val="DefaultParagraphFont"/>
-    <w:link w:val="Footer"/>
+  <w:style w:type="character" w:customStyle="1" w:styleId="a9">
+    <w:name w:val="ท้ายกระดาษ อักขระ"/>
+    <w:basedOn w:val="a0"/>
+    <w:link w:val="a8"/>
     <w:uiPriority w:val="99"/>
     <w:rsid w:val="002E55A6"/>
   </w:style>
-  <w:style w:type="character" w:customStyle="1" w:styleId="Heading1Char">
-    <w:name w:val="Heading 1 Char"/>
-    <w:basedOn w:val="DefaultParagraphFont"/>
-    <w:link w:val="Heading1"/>
+  <w:style w:type="character" w:customStyle="1" w:styleId="10">
+    <w:name w:val="หัวเรื่อง 1 อักขระ"/>
+    <w:basedOn w:val="a0"/>
+    <w:link w:val="1"/>
     <w:uiPriority w:val="9"/>
     <w:rsid w:val="005D52E8"/>
     <w:rPr>
@@ -1521,10 +1523,10 @@
       <w:szCs w:val="32"/>
     </w:rPr>
   </w:style>
-  <w:style w:type="character" w:customStyle="1" w:styleId="Heading2Char">
-    <w:name w:val="Heading 2 Char"/>
-    <w:basedOn w:val="DefaultParagraphFont"/>
-    <w:link w:val="Heading2"/>
+  <w:style w:type="character" w:customStyle="1" w:styleId="20">
+    <w:name w:val="หัวเรื่อง 2 อักขระ"/>
+    <w:basedOn w:val="a0"/>
+    <w:link w:val="2"/>
     <w:uiPriority w:val="9"/>
     <w:semiHidden/>
     <w:rsid w:val="005D52E8"/>
@@ -1538,10 +1540,10 @@
       <w:szCs w:val="28"/>
     </w:rPr>
   </w:style>
-  <w:style w:type="character" w:customStyle="1" w:styleId="Heading3Char">
-    <w:name w:val="Heading 3 Char"/>
-    <w:basedOn w:val="DefaultParagraphFont"/>
-    <w:link w:val="Heading3"/>
+  <w:style w:type="character" w:customStyle="1" w:styleId="30">
+    <w:name w:val="หัวเรื่อง 3 อักขระ"/>
+    <w:basedOn w:val="a0"/>
+    <w:link w:val="3"/>
     <w:uiPriority w:val="9"/>
     <w:semiHidden/>
     <w:rsid w:val="005D52E8"/>
@@ -1553,10 +1555,10 @@
       <w:szCs w:val="26"/>
     </w:rPr>
   </w:style>
-  <w:style w:type="character" w:customStyle="1" w:styleId="Heading4Char">
-    <w:name w:val="Heading 4 Char"/>
-    <w:basedOn w:val="DefaultParagraphFont"/>
-    <w:link w:val="Heading4"/>
+  <w:style w:type="character" w:customStyle="1" w:styleId="40">
+    <w:name w:val="หัวเรื่อง 4 อักขระ"/>
+    <w:basedOn w:val="a0"/>
+    <w:link w:val="4"/>
     <w:uiPriority w:val="9"/>
     <w:semiHidden/>
     <w:rsid w:val="005D52E8"/>
@@ -1567,10 +1569,10 @@
       <w:szCs w:val="28"/>
     </w:rPr>
   </w:style>
-  <w:style w:type="character" w:customStyle="1" w:styleId="Heading5Char">
-    <w:name w:val="Heading 5 Char"/>
-    <w:basedOn w:val="DefaultParagraphFont"/>
-    <w:link w:val="Heading5"/>
+  <w:style w:type="character" w:customStyle="1" w:styleId="50">
+    <w:name w:val="หัวเรื่อง 5 อักขระ"/>
+    <w:basedOn w:val="a0"/>
+    <w:link w:val="5"/>
     <w:uiPriority w:val="9"/>
     <w:semiHidden/>
     <w:rsid w:val="005D52E8"/>
@@ -1583,10 +1585,10 @@
       <w:szCs w:val="26"/>
     </w:rPr>
   </w:style>
-  <w:style w:type="character" w:customStyle="1" w:styleId="Heading6Char">
-    <w:name w:val="Heading 6 Char"/>
-    <w:basedOn w:val="DefaultParagraphFont"/>
-    <w:link w:val="Heading6"/>
+  <w:style w:type="character" w:customStyle="1" w:styleId="60">
+    <w:name w:val="หัวเรื่อง 6 อักขระ"/>
+    <w:basedOn w:val="a0"/>
+    <w:link w:val="6"/>
     <w:uiPriority w:val="9"/>
     <w:semiHidden/>
     <w:rsid w:val="005D52E8"/>
@@ -1595,10 +1597,10 @@
       <w:bCs/>
     </w:rPr>
   </w:style>
-  <w:style w:type="character" w:customStyle="1" w:styleId="Heading7Char">
-    <w:name w:val="Heading 7 Char"/>
-    <w:basedOn w:val="DefaultParagraphFont"/>
-    <w:link w:val="Heading7"/>
+  <w:style w:type="character" w:customStyle="1" w:styleId="70">
+    <w:name w:val="หัวเรื่อง 7 อักขระ"/>
+    <w:basedOn w:val="a0"/>
+    <w:link w:val="7"/>
     <w:uiPriority w:val="9"/>
     <w:semiHidden/>
     <w:rsid w:val="005D52E8"/>
@@ -1607,10 +1609,10 @@
       <w:szCs w:val="24"/>
     </w:rPr>
   </w:style>
-  <w:style w:type="character" w:customStyle="1" w:styleId="Heading8Char">
-    <w:name w:val="Heading 8 Char"/>
-    <w:basedOn w:val="DefaultParagraphFont"/>
-    <w:link w:val="Heading8"/>
+  <w:style w:type="character" w:customStyle="1" w:styleId="80">
+    <w:name w:val="หัวเรื่อง 8 อักขระ"/>
+    <w:basedOn w:val="a0"/>
+    <w:link w:val="8"/>
     <w:uiPriority w:val="9"/>
     <w:semiHidden/>
     <w:rsid w:val="005D52E8"/>
@@ -1621,10 +1623,10 @@
       <w:szCs w:val="24"/>
     </w:rPr>
   </w:style>
-  <w:style w:type="character" w:customStyle="1" w:styleId="Heading9Char">
-    <w:name w:val="Heading 9 Char"/>
-    <w:basedOn w:val="DefaultParagraphFont"/>
-    <w:link w:val="Heading9"/>
+  <w:style w:type="character" w:customStyle="1" w:styleId="90">
+    <w:name w:val="หัวเรื่อง 9 อักขระ"/>
+    <w:basedOn w:val="a0"/>
+    <w:link w:val="9"/>
     <w:uiPriority w:val="9"/>
     <w:semiHidden/>
     <w:rsid w:val="005D52E8"/>
@@ -1632,11 +1634,11 @@
       <w:rFonts w:asciiTheme="majorHAnsi" w:eastAsiaTheme="majorEastAsia" w:hAnsiTheme="majorHAnsi"/>
     </w:rPr>
   </w:style>
-  <w:style w:type="paragraph" w:styleId="Title">
+  <w:style w:type="paragraph" w:styleId="aa">
     <w:name w:val="Title"/>
-    <w:basedOn w:val="Normal"/>
-    <w:next w:val="Normal"/>
-    <w:link w:val="TitleChar"/>
+    <w:basedOn w:val="a"/>
+    <w:next w:val="a"/>
+    <w:link w:val="ab"/>
     <w:uiPriority w:val="10"/>
     <w:qFormat/>
     <w:rsid w:val="005D52E8"/>
@@ -1654,10 +1656,10 @@
       <w:szCs w:val="32"/>
     </w:rPr>
   </w:style>
-  <w:style w:type="character" w:customStyle="1" w:styleId="TitleChar">
-    <w:name w:val="Title Char"/>
-    <w:basedOn w:val="DefaultParagraphFont"/>
-    <w:link w:val="Title"/>
+  <w:style w:type="character" w:customStyle="1" w:styleId="ab">
+    <w:name w:val="ชื่อเรื่อง อักขระ"/>
+    <w:basedOn w:val="a0"/>
+    <w:link w:val="aa"/>
     <w:uiPriority w:val="10"/>
     <w:rsid w:val="005D52E8"/>
     <w:rPr>
@@ -1669,11 +1671,11 @@
       <w:szCs w:val="32"/>
     </w:rPr>
   </w:style>
-  <w:style w:type="paragraph" w:styleId="Subtitle">
+  <w:style w:type="paragraph" w:styleId="ac">
     <w:name w:val="Subtitle"/>
-    <w:basedOn w:val="Normal"/>
-    <w:next w:val="Normal"/>
-    <w:link w:val="SubtitleChar"/>
+    <w:basedOn w:val="a"/>
+    <w:next w:val="a"/>
+    <w:link w:val="ad"/>
     <w:uiPriority w:val="11"/>
     <w:qFormat/>
     <w:rsid w:val="005D52E8"/>
@@ -1686,10 +1688,10 @@
       <w:rFonts w:asciiTheme="majorHAnsi" w:eastAsiaTheme="majorEastAsia" w:hAnsiTheme="majorHAnsi"/>
     </w:rPr>
   </w:style>
-  <w:style w:type="character" w:customStyle="1" w:styleId="SubtitleChar">
-    <w:name w:val="Subtitle Char"/>
-    <w:basedOn w:val="DefaultParagraphFont"/>
-    <w:link w:val="Subtitle"/>
+  <w:style w:type="character" w:customStyle="1" w:styleId="ad">
+    <w:name w:val="ชื่อเรื่องรอง อักขระ"/>
+    <w:basedOn w:val="a0"/>
+    <w:link w:val="ac"/>
     <w:uiPriority w:val="11"/>
     <w:rsid w:val="005D52E8"/>
     <w:rPr>
@@ -1698,9 +1700,9 @@
       <w:szCs w:val="24"/>
     </w:rPr>
   </w:style>
-  <w:style w:type="character" w:styleId="Strong">
+  <w:style w:type="character" w:styleId="ae">
     <w:name w:val="Strong"/>
-    <w:basedOn w:val="DefaultParagraphFont"/>
+    <w:basedOn w:val="a0"/>
     <w:uiPriority w:val="22"/>
     <w:qFormat/>
     <w:rsid w:val="005D52E8"/>
@@ -1709,9 +1711,9 @@
       <w:bCs/>
     </w:rPr>
   </w:style>
-  <w:style w:type="character" w:styleId="Emphasis">
+  <w:style w:type="character" w:styleId="af">
     <w:name w:val="Emphasis"/>
-    <w:basedOn w:val="DefaultParagraphFont"/>
+    <w:basedOn w:val="a0"/>
     <w:uiPriority w:val="20"/>
     <w:qFormat/>
     <w:rsid w:val="005D52E8"/>
@@ -1722,9 +1724,9 @@
       <w:iCs/>
     </w:rPr>
   </w:style>
-  <w:style w:type="paragraph" w:styleId="NoSpacing">
+  <w:style w:type="paragraph" w:styleId="af0">
     <w:name w:val="No Spacing"/>
-    <w:basedOn w:val="Normal"/>
+    <w:basedOn w:val="a"/>
     <w:uiPriority w:val="1"/>
     <w:qFormat/>
     <w:rsid w:val="005D52E8"/>
@@ -1732,9 +1734,9 @@
       <w:szCs w:val="32"/>
     </w:rPr>
   </w:style>
-  <w:style w:type="paragraph" w:styleId="ListParagraph">
+  <w:style w:type="paragraph" w:styleId="af1">
     <w:name w:val="List Paragraph"/>
-    <w:basedOn w:val="Normal"/>
+    <w:basedOn w:val="a"/>
     <w:uiPriority w:val="34"/>
     <w:qFormat/>
     <w:rsid w:val="005D52E8"/>
@@ -1743,11 +1745,11 @@
       <w:contextualSpacing/>
     </w:pPr>
   </w:style>
-  <w:style w:type="paragraph" w:styleId="Quote">
+  <w:style w:type="paragraph" w:styleId="af2">
     <w:name w:val="Quote"/>
-    <w:basedOn w:val="Normal"/>
-    <w:next w:val="Normal"/>
-    <w:link w:val="QuoteChar"/>
+    <w:basedOn w:val="a"/>
+    <w:next w:val="a"/>
+    <w:link w:val="af3"/>
     <w:uiPriority w:val="29"/>
     <w:qFormat/>
     <w:rsid w:val="005D52E8"/>
@@ -1755,10 +1757,10 @@
       <w:i/>
     </w:rPr>
   </w:style>
-  <w:style w:type="character" w:customStyle="1" w:styleId="QuoteChar">
-    <w:name w:val="Quote Char"/>
-    <w:basedOn w:val="DefaultParagraphFont"/>
-    <w:link w:val="Quote"/>
+  <w:style w:type="character" w:customStyle="1" w:styleId="af3">
+    <w:name w:val="คำอ้างอิง อักขระ"/>
+    <w:basedOn w:val="a0"/>
+    <w:link w:val="af2"/>
     <w:uiPriority w:val="29"/>
     <w:rsid w:val="005D52E8"/>
     <w:rPr>
@@ -1767,11 +1769,11 @@
       <w:szCs w:val="24"/>
     </w:rPr>
   </w:style>
-  <w:style w:type="paragraph" w:styleId="IntenseQuote">
+  <w:style w:type="paragraph" w:styleId="af4">
     <w:name w:val="Intense Quote"/>
-    <w:basedOn w:val="Normal"/>
-    <w:next w:val="Normal"/>
-    <w:link w:val="IntenseQuoteChar"/>
+    <w:basedOn w:val="a"/>
+    <w:next w:val="a"/>
+    <w:link w:val="af5"/>
     <w:uiPriority w:val="30"/>
     <w:qFormat/>
     <w:rsid w:val="005D52E8"/>
@@ -1784,10 +1786,10 @@
       <w:szCs w:val="22"/>
     </w:rPr>
   </w:style>
-  <w:style w:type="character" w:customStyle="1" w:styleId="IntenseQuoteChar">
-    <w:name w:val="Intense Quote Char"/>
-    <w:basedOn w:val="DefaultParagraphFont"/>
-    <w:link w:val="IntenseQuote"/>
+  <w:style w:type="character" w:customStyle="1" w:styleId="af5">
+    <w:name w:val="ทำให้คำอ้างอิงเป็นสีเข้มขึ้น อักขระ"/>
+    <w:basedOn w:val="a0"/>
+    <w:link w:val="af4"/>
     <w:uiPriority w:val="30"/>
     <w:rsid w:val="005D52E8"/>
     <w:rPr>
@@ -1796,7 +1798,7 @@
       <w:sz w:val="24"/>
     </w:rPr>
   </w:style>
-  <w:style w:type="character" w:styleId="SubtleEmphasis">
+  <w:style w:type="character" w:styleId="af6">
     <w:name w:val="Subtle Emphasis"/>
     <w:uiPriority w:val="19"/>
     <w:qFormat/>
@@ -1806,9 +1808,9 @@
       <w:color w:val="5A5A5A" w:themeColor="text1" w:themeTint="A5"/>
     </w:rPr>
   </w:style>
-  <w:style w:type="character" w:styleId="IntenseEmphasis">
+  <w:style w:type="character" w:styleId="af7">
     <w:name w:val="Intense Emphasis"/>
-    <w:basedOn w:val="DefaultParagraphFont"/>
+    <w:basedOn w:val="a0"/>
     <w:uiPriority w:val="21"/>
     <w:qFormat/>
     <w:rsid w:val="005D52E8"/>
@@ -1820,9 +1822,9 @@
       <w:u w:val="single"/>
     </w:rPr>
   </w:style>
-  <w:style w:type="character" w:styleId="SubtleReference">
+  <w:style w:type="character" w:styleId="af8">
     <w:name w:val="Subtle Reference"/>
-    <w:basedOn w:val="DefaultParagraphFont"/>
+    <w:basedOn w:val="a0"/>
     <w:uiPriority w:val="31"/>
     <w:qFormat/>
     <w:rsid w:val="005D52E8"/>
@@ -1832,9 +1834,9 @@
       <w:u w:val="single"/>
     </w:rPr>
   </w:style>
-  <w:style w:type="character" w:styleId="IntenseReference">
+  <w:style w:type="character" w:styleId="af9">
     <w:name w:val="Intense Reference"/>
-    <w:basedOn w:val="DefaultParagraphFont"/>
+    <w:basedOn w:val="a0"/>
     <w:uiPriority w:val="32"/>
     <w:qFormat/>
     <w:rsid w:val="005D52E8"/>
@@ -1844,9 +1846,9 @@
       <w:u w:val="single"/>
     </w:rPr>
   </w:style>
-  <w:style w:type="character" w:styleId="BookTitle">
+  <w:style w:type="character" w:styleId="afa">
     <w:name w:val="Book Title"/>
-    <w:basedOn w:val="DefaultParagraphFont"/>
+    <w:basedOn w:val="a0"/>
     <w:uiPriority w:val="33"/>
     <w:qFormat/>
     <w:rsid w:val="005D52E8"/>
@@ -1858,10 +1860,10 @@
       <w:szCs w:val="24"/>
     </w:rPr>
   </w:style>
-  <w:style w:type="paragraph" w:styleId="TOCHeading">
+  <w:style w:type="paragraph" w:styleId="afb">
     <w:name w:val="TOC Heading"/>
-    <w:basedOn w:val="Heading1"/>
-    <w:next w:val="Normal"/>
+    <w:basedOn w:val="1"/>
+    <w:next w:val="a"/>
     <w:uiPriority w:val="39"/>
     <w:semiHidden/>
     <w:unhideWhenUsed/>
@@ -1871,9 +1873,9 @@
       <w:outlineLvl w:val="9"/>
     </w:pPr>
   </w:style>
-  <w:style w:type="table" w:styleId="TableGrid">
+  <w:style w:type="table" w:styleId="afc">
     <w:name w:val="Table Grid"/>
-    <w:basedOn w:val="TableNormal"/>
+    <w:basedOn w:val="a1"/>
     <w:uiPriority w:val="39"/>
     <w:rsid w:val="005E088A"/>
     <w:tblPr>

--- a/shopping-cart-spring-boot-main/uploads/academic/6/doc_4_copy_2.docx
+++ b/shopping-cart-spring-boot-main/uploads/academic/6/doc_4_copy_2.docx
@@ -209,11 +209,238 @@
       </w:pPr>
       <w:r>
         <w:rPr>
-          <w:rFonts w:ascii="TH Sarabun New" w:hAnsi="TH Sarabun New" w:cs="TH Sarabun New" w:eastAsia="TH Sarabun New"/>
-          <w:sz w:val="32"/>
-          <w:b w:val="on"/>
-        </w:rPr>
-        <w:t>ที่  อว 660301.26.4/ว. 2222222222		 	          	วันที่  7 มีนาคม 2569</w:t>
+          <w:rFonts w:ascii="TH Sarabun New" w:eastAsia="Times New Roman" w:hAnsi="TH Sarabun New" w:cs="TH Sarabun New"/>
+          <w:b/>
+          <w:bCs/>
+          <w:color w:val="000000" w:themeColor="text1"/>
+          <w:sz w:val="32"/>
+          <w:szCs w:val="32"/>
+          <w:cs/>
+          <w:lang w:eastAsia="en-GB"/>
+        </w:rPr>
+        <w:t>ที่</w:t>
+      </w:r>
+      <w:r>
+        <w:rPr>
+          <w:rFonts w:ascii="TH Sarabun New" w:eastAsia="Times New Roman" w:hAnsi="TH Sarabun New" w:cs="TH Sarabun New"/>
+          <w:color w:val="000000" w:themeColor="text1"/>
+          <w:sz w:val="32"/>
+          <w:szCs w:val="32"/>
+          <w:lang w:eastAsia="en-GB"/>
+        </w:rPr>
+        <w:t xml:space="preserve">  </w:t>
+      </w:r>
+      <w:r>
+        <w:rPr>
+          <w:rFonts w:ascii="TH Sarabun New" w:eastAsia="Times New Roman" w:hAnsi="TH Sarabun New" w:cs="TH Sarabun New"/>
+          <w:color w:val="000000" w:themeColor="text1"/>
+          <w:sz w:val="32"/>
+          <w:szCs w:val="32"/>
+          <w:cs/>
+          <w:lang w:eastAsia="en-GB"/>
+        </w:rPr>
+        <w:t xml:space="preserve">อว </w:t>
+      </w:r>
+      <w:r>
+        <w:rPr>
+          <w:rFonts w:ascii="TH Sarabun New" w:eastAsia="Times New Roman" w:hAnsi="TH Sarabun New" w:cs="TH Sarabun New"/>
+          <w:color w:val="000000" w:themeColor="text1"/>
+          <w:sz w:val="32"/>
+          <w:szCs w:val="32"/>
+          <w:lang w:eastAsia="en-GB"/>
+        </w:rPr>
+        <w:t>660301</w:t>
+      </w:r>
+      <w:r>
+        <w:rPr>
+          <w:rFonts w:ascii="TH Sarabun New" w:eastAsia="Times New Roman" w:hAnsi="TH Sarabun New" w:cs="TH Sarabun New"/>
+          <w:color w:val="000000" w:themeColor="text1"/>
+          <w:sz w:val="32"/>
+          <w:szCs w:val="32"/>
+          <w:cs/>
+          <w:lang w:eastAsia="en-GB"/>
+        </w:rPr>
+        <w:t>.</w:t>
+      </w:r>
+      <w:r>
+        <w:rPr>
+          <w:rFonts w:ascii="TH Sarabun New" w:eastAsia="Times New Roman" w:hAnsi="TH Sarabun New" w:cs="TH Sarabun New"/>
+          <w:color w:val="000000" w:themeColor="text1"/>
+          <w:sz w:val="32"/>
+          <w:szCs w:val="32"/>
+          <w:lang w:eastAsia="en-GB"/>
+        </w:rPr>
+        <w:t>26</w:t>
+      </w:r>
+      <w:r>
+        <w:rPr>
+          <w:rFonts w:ascii="TH Sarabun New" w:eastAsia="Times New Roman" w:hAnsi="TH Sarabun New" w:cs="TH Sarabun New"/>
+          <w:color w:val="000000" w:themeColor="text1"/>
+          <w:sz w:val="32"/>
+          <w:szCs w:val="32"/>
+          <w:cs/>
+          <w:lang w:eastAsia="en-GB"/>
+        </w:rPr>
+        <w:t>.4/</w:t>
+      </w:r>
+      <w:r>
+        <w:rPr>
+          <w:rFonts w:ascii="TH Sarabun New" w:eastAsia="Times New Roman" w:hAnsi="TH Sarabun New" w:cs="TH Sarabun New" w:hint="cs"/>
+          <w:color w:val="000000" w:themeColor="text1"/>
+          <w:sz w:val="32"/>
+          <w:szCs w:val="32"/>
+          <w:cs/>
+          <w:lang w:eastAsia="en-GB"/>
+        </w:rPr>
+        <w:t xml:space="preserve">ว. </w:t>
+      </w:r>
+      <w:r>
+        <w:rPr>
+          <w:rFonts w:ascii="TH Sarabun New" w:eastAsia="Times New Roman" w:hAnsi="TH Sarabun New" w:cs="TH Sarabun New"/>
+          <w:color w:val="000000" w:themeColor="text1"/>
+          <w:sz w:val="32"/>
+          <w:szCs w:val="32"/>
+          <w:lang w:val="en-US" w:eastAsia="en-GB"/>
+        </w:rPr>
+        <w:t>{{memo_no}}</w:t>
+      </w:r>
+      <w:r>
+        <w:rPr>
+          <w:rFonts w:ascii="TH Sarabun New" w:eastAsia="Times New Roman" w:hAnsi="TH Sarabun New" w:cs="TH Sarabun New"/>
+          <w:color w:val="000000" w:themeColor="text1"/>
+          <w:sz w:val="32"/>
+          <w:szCs w:val="32"/>
+          <w:lang w:val="en-US" w:eastAsia="en-GB"/>
+        </w:rPr>
+        <w:t/>
+      </w:r>
+      <w:r>
+        <w:rPr>
+          <w:rFonts w:ascii="TH Sarabun New" w:eastAsia="Times New Roman" w:hAnsi="TH Sarabun New" w:cs="TH Sarabun New"/>
+          <w:color w:val="000000" w:themeColor="text1"/>
+          <w:sz w:val="32"/>
+          <w:szCs w:val="32"/>
+          <w:lang w:val="en-US" w:eastAsia="en-GB"/>
+        </w:rPr>
+        <w:t/>
+      </w:r>
+      <w:r>
+        <w:rPr>
+          <w:rFonts w:ascii="TH Sarabun New" w:eastAsia="Times New Roman" w:hAnsi="TH Sarabun New" w:cs="TH Sarabun New"/>
+          <w:color w:val="000000" w:themeColor="text1"/>
+          <w:sz w:val="32"/>
+          <w:szCs w:val="32"/>
+          <w:lang w:eastAsia="en-GB"/>
+        </w:rPr>
+        <w:tab/>
+      </w:r>
+      <w:r>
+        <w:rPr>
+          <w:rFonts w:ascii="TH Sarabun New" w:eastAsia="Times New Roman" w:hAnsi="TH Sarabun New" w:cs="TH Sarabun New"/>
+          <w:color w:val="000000" w:themeColor="text1"/>
+          <w:sz w:val="32"/>
+          <w:szCs w:val="32"/>
+          <w:lang w:eastAsia="en-GB"/>
+        </w:rPr>
+        <w:tab/>
+      </w:r>
+      <w:r>
+        <w:rPr>
+          <w:rFonts w:ascii="TH Sarabun New" w:eastAsia="Times New Roman" w:hAnsi="TH Sarabun New" w:cs="TH Sarabun New"/>
+          <w:b/>
+          <w:bCs/>
+          <w:color w:val="000000" w:themeColor="text1"/>
+          <w:sz w:val="32"/>
+          <w:szCs w:val="32"/>
+          <w:lang w:eastAsia="en-GB"/>
+        </w:rPr>
+        <w:t xml:space="preserve"> </w:t>
+      </w:r>
+      <w:r>
+        <w:rPr>
+          <w:rFonts w:ascii="TH Sarabun New" w:eastAsia="Times New Roman" w:hAnsi="TH Sarabun New" w:cs="TH Sarabun New"/>
+          <w:color w:val="000000" w:themeColor="text1"/>
+          <w:sz w:val="32"/>
+          <w:szCs w:val="32"/>
+          <w:lang w:eastAsia="en-GB"/>
+        </w:rPr>
+        <w:tab/>
+        <w:t xml:space="preserve">          </w:t>
+      </w:r>
+      <w:r>
+        <w:rPr>
+          <w:rFonts w:ascii="TH Sarabun New" w:eastAsia="Times New Roman" w:hAnsi="TH Sarabun New" w:cs="TH Sarabun New"/>
+          <w:color w:val="000000" w:themeColor="text1"/>
+          <w:sz w:val="32"/>
+          <w:szCs w:val="32"/>
+          <w:lang w:eastAsia="en-GB"/>
+        </w:rPr>
+        <w:tab/>
+      </w:r>
+      <w:r>
+        <w:rPr>
+          <w:rFonts w:ascii="TH Sarabun New" w:eastAsia="Times New Roman" w:hAnsi="TH Sarabun New" w:cs="TH Sarabun New"/>
+          <w:b/>
+          <w:bCs/>
+          <w:color w:val="000000" w:themeColor="text1"/>
+          <w:sz w:val="32"/>
+          <w:szCs w:val="32"/>
+          <w:cs/>
+          <w:lang w:eastAsia="en-GB"/>
+        </w:rPr>
+        <w:t>วันที่</w:t>
+      </w:r>
+      <w:r>
+        <w:rPr>
+          <w:rFonts w:ascii="TH Sarabun New" w:eastAsia="Times New Roman" w:hAnsi="TH Sarabun New" w:cs="TH Sarabun New"/>
+          <w:b/>
+          <w:bCs/>
+          <w:color w:val="000000" w:themeColor="text1"/>
+          <w:sz w:val="32"/>
+          <w:szCs w:val="32"/>
+          <w:lang w:eastAsia="en-GB"/>
+        </w:rPr>
+        <w:t xml:space="preserve">  </w:t>
+      </w:r>
+      <w:r>
+        <w:rPr>
+          <w:rFonts w:ascii="TH Sarabun New" w:eastAsia="Times New Roman" w:hAnsi="TH Sarabun New" w:cs="TH Sarabun New"/>
+          <w:color w:val="000000" w:themeColor="text1"/>
+          <w:sz w:val="32"/>
+          <w:szCs w:val="32"/>
+          <w:lang w:val="en-US" w:eastAsia="en-GB"/>
+        </w:rPr>
+        <w:t>{{date}}</w:t>
+      </w:r>
+      <w:r>
+        <w:rPr>
+          <w:rFonts w:ascii="TH Sarabun New" w:eastAsia="Times New Roman" w:hAnsi="TH Sarabun New" w:cs="TH Sarabun New"/>
+          <w:color w:val="000000" w:themeColor="text1"/>
+          <w:sz w:val="32"/>
+          <w:szCs w:val="32"/>
+          <w:lang w:eastAsia="en-GB"/>
+        </w:rPr>
+        <w:t/>
+      </w:r>
+      <w:r>
+        <w:rPr>
+          <w:rFonts w:ascii="TH Sarabun New" w:eastAsia="Times New Roman" w:hAnsi="TH Sarabun New" w:cs="TH Sarabun New"/>
+          <w:color w:val="000000" w:themeColor="text1"/>
+          <w:sz w:val="32"/>
+          <w:szCs w:val="32"/>
+          <w:lang w:eastAsia="en-GB"/>
+        </w:rPr>
+        <w:t/>
+      </w:r>
+      <w:r>
+        <w:rPr>
+          <w:rFonts w:ascii="TH Sarabun New" w:eastAsia="Times New Roman" w:hAnsi="TH Sarabun New" w:cs="TH Sarabun New"/>
+          <w:color w:val="000000" w:themeColor="text1"/>
+          <w:sz w:val="32"/>
+          <w:szCs w:val="32"/>
+          <w:lang w:val="en-US" w:eastAsia="en-GB"/>
+        </w:rPr>
+        <w:t/>
       </w:r>
     </w:p>
     <w:p>
@@ -312,11 +539,37 @@
       </w:pPr>
       <w:r>
         <w:rPr>
-          <w:rFonts w:ascii="TH Sarabun New" w:hAnsi="TH Sarabun New" w:cs="TH Sarabun New" w:eastAsia="TH Sarabun New"/>
-          <w:sz w:val="32"/>
-          <w:b w:val="on"/>
-        </w:rPr>
-        <w:t>เรียน	aaaaaaa</w:t>
+          <w:rFonts w:ascii="TH Sarabun New" w:eastAsia="Times New Roman" w:hAnsi="TH Sarabun New" w:cs="TH Sarabun New"/>
+          <w:b/>
+          <w:bCs/>
+          <w:color w:val="000000" w:themeColor="text1"/>
+          <w:sz w:val="32"/>
+          <w:szCs w:val="32"/>
+          <w:cs/>
+          <w:lang w:eastAsia="en-GB"/>
+        </w:rPr>
+        <w:t>เรียน</w:t>
+      </w:r>
+      <w:r>
+        <w:rPr>
+          <w:rFonts w:ascii="TH Sarabun New" w:eastAsia="Times New Roman" w:hAnsi="TH Sarabun New" w:cs="TH Sarabun New"/>
+          <w:color w:val="000000" w:themeColor="text1"/>
+          <w:sz w:val="32"/>
+          <w:szCs w:val="32"/>
+          <w:cs/>
+          <w:lang w:eastAsia="en-GB"/>
+        </w:rPr>
+        <w:tab/>
+      </w:r>
+      <w:r>
+        <w:rPr>
+          <w:rFonts w:ascii="TH Sarabun New" w:eastAsia="Times New Roman" w:hAnsi="TH Sarabun New" w:cs="TH Sarabun New"/>
+          <w:color w:val="000000" w:themeColor="text1"/>
+          <w:sz w:val="32"/>
+          <w:szCs w:val="32"/>
+          <w:lang w:val="en-US" w:eastAsia="en-GB"/>
+        </w:rPr>
+        <w:t/>
       </w:r>
     </w:p>
     <w:p>
@@ -345,11 +598,280 @@
       </w:pPr>
       <w:r>
         <w:rPr>
-          <w:rFonts w:ascii="TH Sarabun New" w:hAnsi="TH Sarabun New" w:cs="TH Sarabun New" w:eastAsia="TH Sarabun New"/>
-          <w:sz w:val="32"/>
-          <w:b w:val="off"/>
-        </w:rPr>
-        <w:t xml:space="preserve">	ตามคำสั่งวิทยาลัยการคอมพิวเตอร์ ที่  ลงวันที่ 7 มีนาคม 2569 ได้แต่งตั้งท่านเป็นกรรมการผู้ทรงคุณวุฒิ ประเมินผลการสอนเพื่อประกอบการพิจารณาแต่งตั้งบุคคลให้ดำรงตำแหน่งทางวิชาการ บัดนี้ ผู้ช่วยศาสตราจารย์ปาณ จันทร์ พนักงานมหาวิทยาลัย ตำแหน่ง รองศาสตราจารย์ สังกัด วิทยาลัยการคอมพิวเตอร์  ได้แจ้งความประสงค์ขอรับการประเมินผลการสอน เพื่อประกอบการพิจารณาแต่งตั้งให้ดำรงตำแหน่งทางวิชาการ เป็น ศาสตราจารย์</w:t>
+          <w:rFonts w:ascii="TH Sarabun New" w:eastAsia="Times New Roman" w:hAnsi="TH Sarabun New" w:cs="TH Sarabun New"/>
+          <w:color w:val="000000" w:themeColor="text1"/>
+          <w:sz w:val="32"/>
+          <w:szCs w:val="32"/>
+          <w:cs/>
+          <w:lang w:eastAsia="en-GB"/>
+        </w:rPr>
+        <w:tab/>
+      </w:r>
+      <w:r>
+        <w:rPr>
+          <w:rFonts w:ascii="TH Sarabun New" w:eastAsia="Times New Roman" w:hAnsi="TH Sarabun New" w:cs="TH Sarabun New" w:hint="cs"/>
+          <w:color w:val="000000" w:themeColor="text1"/>
+          <w:sz w:val="32"/>
+          <w:szCs w:val="32"/>
+          <w:cs/>
+          <w:lang w:eastAsia="en-GB"/>
+        </w:rPr>
+        <w:t xml:space="preserve">ตามคำสั่งวิทยาลัยการคอมพิวเตอร์ ที่ </w:t>
+      </w:r>
+      <w:r>
+        <w:rPr>
+          <w:rFonts w:ascii="TH Sarabun New" w:eastAsia="Times New Roman" w:hAnsi="TH Sarabun New" w:cs="TH Sarabun New"/>
+          <w:color w:val="000000" w:themeColor="text1"/>
+          <w:sz w:val="32"/>
+          <w:szCs w:val="32"/>
+          <w:lang w:val="en-US" w:eastAsia="en-GB"/>
+        </w:rPr>
+        <w:t>{{ref_order_no}}</w:t>
+      </w:r>
+      <w:r>
+        <w:rPr>
+          <w:rFonts w:ascii="TH Sarabun New" w:eastAsia="Times New Roman" w:hAnsi="TH Sarabun New" w:cs="TH Sarabun New"/>
+          <w:color w:val="000000" w:themeColor="text1"/>
+          <w:sz w:val="32"/>
+          <w:szCs w:val="32"/>
+          <w:lang w:val="en-US" w:eastAsia="en-GB"/>
+        </w:rPr>
+        <w:t/>
+      </w:r>
+      <w:r>
+        <w:rPr>
+          <w:rFonts w:ascii="TH Sarabun New" w:eastAsia="Times New Roman" w:hAnsi="TH Sarabun New" w:cs="TH Sarabun New"/>
+          <w:color w:val="000000" w:themeColor="text1"/>
+          <w:sz w:val="32"/>
+          <w:szCs w:val="32"/>
+          <w:lang w:val="en-US" w:eastAsia="en-GB"/>
+        </w:rPr>
+        <w:t/>
+      </w:r>
+      <w:r>
+        <w:rPr>
+          <w:rFonts w:ascii="TH Sarabun New" w:eastAsia="Times New Roman" w:hAnsi="TH Sarabun New" w:cs="TH Sarabun New" w:hint="cs"/>
+          <w:color w:val="000000" w:themeColor="text1"/>
+          <w:sz w:val="32"/>
+          <w:szCs w:val="32"/>
+          <w:cs/>
+          <w:lang w:eastAsia="en-GB"/>
+        </w:rPr>
+        <w:t xml:space="preserve"> ลงวันที่ </w:t>
+      </w:r>
+      <w:r>
+        <w:rPr>
+          <w:rFonts w:ascii="TH Sarabun New" w:eastAsia="Times New Roman" w:hAnsi="TH Sarabun New" w:cs="TH Sarabun New"/>
+          <w:color w:val="000000" w:themeColor="text1"/>
+          <w:sz w:val="32"/>
+          <w:szCs w:val="32"/>
+          <w:lang w:val="en-US" w:eastAsia="en-GB"/>
+        </w:rPr>
+        <w:t>{{ref_order_date}}</w:t>
+      </w:r>
+      <w:r>
+        <w:rPr>
+          <w:rFonts w:ascii="TH Sarabun New" w:eastAsia="Times New Roman" w:hAnsi="TH Sarabun New" w:cs="TH Sarabun New"/>
+          <w:color w:val="000000" w:themeColor="text1"/>
+          <w:sz w:val="32"/>
+          <w:szCs w:val="32"/>
+          <w:lang w:val="en-US" w:eastAsia="en-GB"/>
+        </w:rPr>
+        <w:t/>
+      </w:r>
+      <w:r>
+        <w:rPr>
+          <w:rFonts w:ascii="TH Sarabun New" w:eastAsia="Times New Roman" w:hAnsi="TH Sarabun New" w:cs="TH Sarabun New"/>
+          <w:color w:val="000000" w:themeColor="text1"/>
+          <w:sz w:val="32"/>
+          <w:szCs w:val="32"/>
+          <w:lang w:val="en-US" w:eastAsia="en-GB"/>
+        </w:rPr>
+        <w:t/>
+      </w:r>
+      <w:r>
+        <w:rPr>
+          <w:rFonts w:ascii="TH Sarabun New" w:eastAsia="Times New Roman" w:hAnsi="TH Sarabun New" w:cs="TH Sarabun New" w:hint="cs"/>
+          <w:color w:val="000000" w:themeColor="text1"/>
+          <w:sz w:val="32"/>
+          <w:szCs w:val="32"/>
+          <w:cs/>
+          <w:lang w:eastAsia="en-GB"/>
+        </w:rPr>
+        <w:t xml:space="preserve"> ได้แต่งตั้งท่านเป็นกรรมการผู้ทรงคุณวุฒิ ประเมินผลการสอนเพื่อประกอบการพิจารณาแต่งตั้งบุคคลให้ดำรงตำแหน่งทางวิชาการ บัดนี้ </w:t>
+      </w:r>
+      <w:r>
+        <w:rPr>
+          <w:rFonts w:ascii="TH Sarabun New" w:eastAsia="Times New Roman" w:hAnsi="TH Sarabun New" w:cs="TH Sarabun New"/>
+          <w:color w:val="000000" w:themeColor="text1"/>
+          <w:sz w:val="32"/>
+          <w:szCs w:val="32"/>
+          <w:lang w:val="en-US" w:eastAsia="en-GB"/>
+        </w:rPr>
+        <w:t>{{applicant_title}}</w:t>
+      </w:r>
+      <w:r>
+        <w:rPr>
+          <w:rFonts w:ascii="TH Sarabun New" w:eastAsia="Times New Roman" w:hAnsi="TH Sarabun New" w:cs="TH Sarabun New"/>
+          <w:color w:val="000000" w:themeColor="text1"/>
+          <w:sz w:val="32"/>
+          <w:szCs w:val="32"/>
+          <w:lang w:val="en-US" w:eastAsia="en-GB"/>
+        </w:rPr>
+        <w:t>{{applicant_name}}</w:t>
+      </w:r>
+      <w:r>
+        <w:rPr>
+          <w:rFonts w:ascii="TH Sarabun New" w:eastAsia="Times New Roman" w:hAnsi="TH Sarabun New" w:cs="TH Sarabun New"/>
+          <w:color w:val="000000" w:themeColor="text1"/>
+          <w:sz w:val="32"/>
+          <w:szCs w:val="32"/>
+          <w:lang w:val="en-US" w:eastAsia="en-GB"/>
+        </w:rPr>
+        <w:t/>
+      </w:r>
+      <w:r>
+        <w:rPr>
+          <w:rFonts w:ascii="TH Sarabun New" w:eastAsia="Times New Roman" w:hAnsi="TH Sarabun New" w:cs="TH Sarabun New"/>
+          <w:color w:val="000000" w:themeColor="text1"/>
+          <w:sz w:val="32"/>
+          <w:szCs w:val="32"/>
+          <w:lang w:val="en-US" w:eastAsia="en-GB"/>
+        </w:rPr>
+        <w:t/>
+      </w:r>
+      <w:r>
+        <w:rPr>
+          <w:rFonts w:ascii="TH Sarabun New" w:eastAsia="Times New Roman" w:hAnsi="TH Sarabun New" w:cs="TH Sarabun New"/>
+          <w:color w:val="000000" w:themeColor="text1"/>
+          <w:sz w:val="32"/>
+          <w:szCs w:val="32"/>
+          <w:lang w:val="en-US" w:eastAsia="en-GB"/>
+        </w:rPr>
+        <w:t/>
+      </w:r>
+      <w:r>
+        <w:rPr>
+          <w:rFonts w:ascii="TH Sarabun New" w:eastAsia="Times New Roman" w:hAnsi="TH Sarabun New" w:cs="TH Sarabun New" w:hint="cs"/>
+          <w:color w:val="000000" w:themeColor="text1"/>
+          <w:sz w:val="32"/>
+          <w:szCs w:val="32"/>
+          <w:cs/>
+          <w:lang w:eastAsia="en-GB"/>
+        </w:rPr>
+        <w:t xml:space="preserve"> </w:t>
+      </w:r>
+      <w:r>
+        <w:rPr>
+          <w:rFonts w:ascii="TH Sarabun New" w:eastAsia="Times New Roman" w:hAnsi="TH Sarabun New" w:cs="TH Sarabun New"/>
+          <w:color w:val="000000" w:themeColor="text1"/>
+          <w:sz w:val="32"/>
+          <w:szCs w:val="32"/>
+          <w:lang w:val="en-US" w:eastAsia="en-GB"/>
+        </w:rPr>
+        <w:t>{{applicant_employee_type}}</w:t>
+      </w:r>
+      <w:r>
+        <w:rPr>
+          <w:rFonts w:ascii="TH Sarabun New" w:eastAsia="Times New Roman" w:hAnsi="TH Sarabun New" w:cs="TH Sarabun New"/>
+          <w:color w:val="000000" w:themeColor="text1"/>
+          <w:sz w:val="32"/>
+          <w:szCs w:val="32"/>
+          <w:lang w:val="en-US" w:eastAsia="en-GB"/>
+        </w:rPr>
+        <w:t/>
+      </w:r>
+      <w:r>
+        <w:rPr>
+          <w:rFonts w:ascii="TH Sarabun New" w:eastAsia="Times New Roman" w:hAnsi="TH Sarabun New" w:cs="TH Sarabun New"/>
+          <w:color w:val="000000" w:themeColor="text1"/>
+          <w:sz w:val="32"/>
+          <w:szCs w:val="32"/>
+          <w:lang w:val="en-US" w:eastAsia="en-GB"/>
+        </w:rPr>
+        <w:t/>
+      </w:r>
+      <w:r>
+        <w:rPr>
+          <w:rFonts w:ascii="TH Sarabun New" w:eastAsia="Times New Roman" w:hAnsi="TH Sarabun New" w:cs="TH Sarabun New" w:hint="cs"/>
+          <w:color w:val="000000" w:themeColor="text1"/>
+          <w:sz w:val="32"/>
+          <w:szCs w:val="32"/>
+          <w:cs/>
+          <w:lang w:eastAsia="en-GB"/>
+        </w:rPr>
+        <w:t xml:space="preserve"> ตำแหน่ง </w:t>
+      </w:r>
+      <w:r>
+        <w:rPr>
+          <w:rFonts w:ascii="TH Sarabun New" w:eastAsia="Times New Roman" w:hAnsi="TH Sarabun New" w:cs="TH Sarabun New"/>
+          <w:color w:val="000000" w:themeColor="text1"/>
+          <w:sz w:val="32"/>
+          <w:szCs w:val="32"/>
+          <w:lang w:val="en-US" w:eastAsia="en-GB"/>
+        </w:rPr>
+        <w:t>{{applicant_current_pos}}</w:t>
+      </w:r>
+      <w:r>
+        <w:rPr>
+          <w:rFonts w:ascii="TH Sarabun New" w:eastAsia="Times New Roman" w:hAnsi="TH Sarabun New" w:cs="TH Sarabun New"/>
+          <w:color w:val="000000" w:themeColor="text1"/>
+          <w:sz w:val="32"/>
+          <w:szCs w:val="32"/>
+          <w:lang w:eastAsia="en-GB"/>
+        </w:rPr>
+        <w:t/>
+      </w:r>
+      <w:r>
+        <w:rPr>
+          <w:rFonts w:ascii="TH Sarabun New" w:eastAsia="Times New Roman" w:hAnsi="TH Sarabun New" w:cs="TH Sarabun New"/>
+          <w:color w:val="000000" w:themeColor="text1"/>
+          <w:sz w:val="32"/>
+          <w:szCs w:val="32"/>
+          <w:lang w:val="en-US" w:eastAsia="en-GB"/>
+        </w:rPr>
+        <w:t/>
+      </w:r>
+      <w:r>
+        <w:rPr>
+          <w:rFonts w:ascii="TH Sarabun New" w:eastAsia="Times New Roman" w:hAnsi="TH Sarabun New" w:cs="TH Sarabun New" w:hint="cs"/>
+          <w:color w:val="000000" w:themeColor="text1"/>
+          <w:sz w:val="32"/>
+          <w:szCs w:val="32"/>
+          <w:cs/>
+          <w:lang w:eastAsia="en-GB"/>
+        </w:rPr>
+        <w:t xml:space="preserve"> สังกัด วิทยาลัยการคอมพิวเตอร์  ได้แจ้งความประสงค์ขอรับการประเมินผลการสอน เพื่อประกอบการพิจารณาแต่งตั้งให้ดำรงตำแหน่งทางวิชาการ เป็น </w:t>
+      </w:r>
+      <w:r>
+        <w:rPr>
+          <w:rFonts w:ascii="TH Sarabun New" w:eastAsia="Times New Roman" w:hAnsi="TH Sarabun New" w:cs="TH Sarabun New"/>
+          <w:color w:val="000000" w:themeColor="text1"/>
+          <w:sz w:val="32"/>
+          <w:szCs w:val="32"/>
+          <w:lang w:val="en-US" w:eastAsia="en-GB"/>
+        </w:rPr>
+        <w:t>{{applicant_req_pos}}</w:t>
+      </w:r>
+      <w:r>
+        <w:rPr>
+          <w:rFonts w:ascii="TH Sarabun New" w:eastAsia="Times New Roman" w:hAnsi="TH Sarabun New" w:cs="TH Sarabun New"/>
+          <w:color w:val="000000" w:themeColor="text1"/>
+          <w:sz w:val="32"/>
+          <w:szCs w:val="32"/>
+          <w:lang w:val="en-US" w:eastAsia="en-GB"/>
+        </w:rPr>
+        <w:t/>
+      </w:r>
+      <w:r>
+        <w:rPr>
+          <w:rFonts w:ascii="TH Sarabun New" w:eastAsia="Times New Roman" w:hAnsi="TH Sarabun New" w:cs="TH Sarabun New"/>
+          <w:color w:val="000000" w:themeColor="text1"/>
+          <w:sz w:val="32"/>
+          <w:szCs w:val="32"/>
+          <w:lang w:val="en-US" w:eastAsia="en-GB"/>
+        </w:rPr>
+        <w:t/>
       </w:r>
     </w:p>
     <w:p>
@@ -381,11 +903,302 @@
       </w:pPr>
       <w:r>
         <w:rPr>
-          <w:rFonts w:ascii="TH Sarabun New" w:hAnsi="TH Sarabun New" w:cs="TH Sarabun New" w:eastAsia="TH Sarabun New"/>
-          <w:sz w:val="32"/>
-          <w:b w:val="off"/>
-        </w:rPr>
-        <w:t xml:space="preserve">	วิทยาลัยการคอมพิวเตอร์ จึงใคร่ขอเชิญท่านเข้าร่วมประเมินผลการสอนของบุคคลดังกล่าว  ในวัน7 มีนาคม 2569 เวลา 9.3.0 – 111.21 น. ณ 323231312eeeeee พร้อมนี้ได้แนบเอกสารดังต่อไปนี้</w:t>
+          <w:rFonts w:ascii="TH Sarabun New" w:eastAsia="Times New Roman" w:hAnsi="TH Sarabun New" w:cs="TH Sarabun New"/>
+          <w:color w:val="000000" w:themeColor="text1"/>
+          <w:sz w:val="32"/>
+          <w:szCs w:val="32"/>
+          <w:cs/>
+          <w:lang w:val="en-US" w:eastAsia="en-GB"/>
+        </w:rPr>
+        <w:tab/>
+      </w:r>
+      <w:r>
+        <w:rPr>
+          <w:rFonts w:ascii="TH Sarabun New" w:eastAsia="Times New Roman" w:hAnsi="TH Sarabun New" w:cs="TH Sarabun New" w:hint="cs"/>
+          <w:color w:val="000000" w:themeColor="text1"/>
+          <w:sz w:val="32"/>
+          <w:szCs w:val="32"/>
+          <w:cs/>
+          <w:lang w:val="en-US" w:eastAsia="en-GB"/>
+        </w:rPr>
+        <w:t>วิทยาลัยการคอมพิวเตอร์ จึงใคร่ขอเชิญท่านเข้าร่วมประเมินผลการสอนของบุคคลดังกล่าว</w:t>
+      </w:r>
+      <w:r>
+        <w:rPr>
+          <w:rFonts w:ascii="TH Sarabun New" w:eastAsia="Times New Roman" w:hAnsi="TH Sarabun New" w:cs="TH Sarabun New" w:hint="cs"/>
+          <w:b/>
+          <w:bCs/>
+          <w:color w:val="000000" w:themeColor="text1"/>
+          <w:sz w:val="32"/>
+          <w:szCs w:val="32"/>
+          <w:cs/>
+          <w:lang w:val="en-US" w:eastAsia="en-GB"/>
+        </w:rPr>
+        <w:t xml:space="preserve">  ในวัน</w:t>
+      </w:r>
+      <w:r>
+        <w:rPr>
+          <w:rFonts w:ascii="TH Sarabun New" w:eastAsia="Times New Roman" w:hAnsi="TH Sarabun New" w:cs="TH Sarabun New"/>
+          <w:b/>
+          <w:bCs/>
+          <w:color w:val="000000" w:themeColor="text1"/>
+          <w:sz w:val="32"/>
+          <w:szCs w:val="32"/>
+          <w:lang w:val="en-US" w:eastAsia="en-GB"/>
+        </w:rPr>
+        <w:t>{{schedule_date}}</w:t>
+      </w:r>
+      <w:r>
+        <w:rPr>
+          <w:rFonts w:ascii="TH Sarabun New" w:eastAsia="Times New Roman" w:hAnsi="TH Sarabun New" w:cs="TH Sarabun New"/>
+          <w:b/>
+          <w:bCs/>
+          <w:color w:val="000000" w:themeColor="text1"/>
+          <w:sz w:val="32"/>
+          <w:szCs w:val="32"/>
+          <w:lang w:val="en-US" w:eastAsia="en-GB"/>
+        </w:rPr>
+        <w:t/>
+      </w:r>
+      <w:r>
+        <w:rPr>
+          <w:rFonts w:ascii="TH Sarabun New" w:eastAsia="Times New Roman" w:hAnsi="TH Sarabun New" w:cs="TH Sarabun New"/>
+          <w:b/>
+          <w:bCs/>
+          <w:color w:val="000000" w:themeColor="text1"/>
+          <w:sz w:val="32"/>
+          <w:szCs w:val="32"/>
+          <w:lang w:val="en-US" w:eastAsia="en-GB"/>
+        </w:rPr>
+        <w:t/>
+      </w:r>
+      <w:r>
+        <w:rPr>
+          <w:rFonts w:ascii="TH Sarabun New" w:eastAsia="Times New Roman" w:hAnsi="TH Sarabun New" w:cs="TH Sarabun New" w:hint="cs"/>
+          <w:b/>
+          <w:bCs/>
+          <w:color w:val="000000" w:themeColor="text1"/>
+          <w:sz w:val="32"/>
+          <w:szCs w:val="32"/>
+          <w:cs/>
+          <w:lang w:val="en-US" w:eastAsia="en-GB"/>
+        </w:rPr>
+        <w:t xml:space="preserve"> เวลา </w:t>
+      </w:r>
+      <w:r>
+        <w:rPr>
+          <w:rFonts w:ascii="TH Sarabun New" w:eastAsia="Times New Roman" w:hAnsi="TH Sarabun New" w:cs="TH Sarabun New"/>
+          <w:b/>
+          <w:bCs/>
+          <w:color w:val="000000" w:themeColor="text1"/>
+          <w:sz w:val="32"/>
+          <w:szCs w:val="32"/>
+          <w:lang w:val="en-US" w:eastAsia="en-GB"/>
+        </w:rPr>
+        <w:t>{{schedule_time_start}}</w:t>
+      </w:r>
+      <w:r>
+        <w:rPr>
+          <w:rFonts w:ascii="TH Sarabun New" w:eastAsia="Times New Roman" w:hAnsi="TH Sarabun New" w:cs="TH Sarabun New"/>
+          <w:b/>
+          <w:bCs/>
+          <w:color w:val="000000" w:themeColor="text1"/>
+          <w:sz w:val="32"/>
+          <w:szCs w:val="32"/>
+          <w:lang w:val="en-US" w:eastAsia="en-GB"/>
+        </w:rPr>
+        <w:t/>
+      </w:r>
+      <w:r>
+        <w:rPr>
+          <w:rFonts w:ascii="TH Sarabun New" w:eastAsia="Times New Roman" w:hAnsi="TH Sarabun New" w:cs="TH Sarabun New"/>
+          <w:b/>
+          <w:bCs/>
+          <w:color w:val="000000" w:themeColor="text1"/>
+          <w:sz w:val="32"/>
+          <w:szCs w:val="32"/>
+          <w:lang w:val="en-US" w:eastAsia="en-GB"/>
+        </w:rPr>
+        <w:t/>
+      </w:r>
+      <w:r>
+        <w:rPr>
+          <w:rFonts w:ascii="TH Sarabun New" w:eastAsia="Times New Roman" w:hAnsi="TH Sarabun New" w:cs="TH Sarabun New" w:hint="cs"/>
+          <w:b/>
+          <w:bCs/>
+          <w:color w:val="000000" w:themeColor="text1"/>
+          <w:sz w:val="32"/>
+          <w:szCs w:val="32"/>
+          <w:cs/>
+          <w:lang w:val="en-US" w:eastAsia="en-GB"/>
+        </w:rPr>
+        <w:t xml:space="preserve"> </w:t>
+      </w:r>
+      <w:r>
+        <w:rPr>
+          <w:rFonts w:ascii="TH Sarabun New" w:eastAsia="Times New Roman" w:hAnsi="TH Sarabun New" w:cs="TH Sarabun New"/>
+          <w:b/>
+          <w:bCs/>
+          <w:color w:val="000000" w:themeColor="text1"/>
+          <w:sz w:val="32"/>
+          <w:szCs w:val="32"/>
+          <w:cs/>
+          <w:lang w:val="en-US" w:eastAsia="en-GB"/>
+        </w:rPr>
+        <w:t>–</w:t>
+      </w:r>
+      <w:r>
+        <w:rPr>
+          <w:rFonts w:ascii="TH Sarabun New" w:eastAsia="Times New Roman" w:hAnsi="TH Sarabun New" w:cs="TH Sarabun New" w:hint="cs"/>
+          <w:b/>
+          <w:bCs/>
+          <w:color w:val="000000" w:themeColor="text1"/>
+          <w:sz w:val="32"/>
+          <w:szCs w:val="32"/>
+          <w:cs/>
+          <w:lang w:val="en-US" w:eastAsia="en-GB"/>
+        </w:rPr>
+        <w:t xml:space="preserve"> </w:t>
+      </w:r>
+      <w:r>
+        <w:rPr>
+          <w:rFonts w:ascii="TH Sarabun New" w:eastAsia="Times New Roman" w:hAnsi="TH Sarabun New" w:cs="TH Sarabun New"/>
+          <w:b/>
+          <w:bCs/>
+          <w:color w:val="000000" w:themeColor="text1"/>
+          <w:sz w:val="32"/>
+          <w:szCs w:val="32"/>
+          <w:lang w:val="en-US" w:eastAsia="en-GB"/>
+        </w:rPr>
+        <w:t>{{schedule_time_end}}</w:t>
+      </w:r>
+      <w:r>
+        <w:rPr>
+          <w:rFonts w:ascii="TH Sarabun New" w:eastAsia="Times New Roman" w:hAnsi="TH Sarabun New" w:cs="TH Sarabun New"/>
+          <w:b/>
+          <w:bCs/>
+          <w:color w:val="000000" w:themeColor="text1"/>
+          <w:sz w:val="32"/>
+          <w:szCs w:val="32"/>
+          <w:lang w:val="en-US" w:eastAsia="en-GB"/>
+        </w:rPr>
+        <w:t/>
+      </w:r>
+      <w:r>
+        <w:rPr>
+          <w:rFonts w:ascii="TH Sarabun New" w:eastAsia="Times New Roman" w:hAnsi="TH Sarabun New" w:cs="TH Sarabun New"/>
+          <w:b/>
+          <w:bCs/>
+          <w:color w:val="000000" w:themeColor="text1"/>
+          <w:sz w:val="32"/>
+          <w:szCs w:val="32"/>
+          <w:lang w:val="en-US" w:eastAsia="en-GB"/>
+        </w:rPr>
+        <w:t/>
+      </w:r>
+      <w:r>
+        <w:rPr>
+          <w:rFonts w:ascii="TH Sarabun New" w:eastAsia="Times New Roman" w:hAnsi="TH Sarabun New" w:cs="TH Sarabun New"/>
+          <w:b/>
+          <w:bCs/>
+          <w:color w:val="000000" w:themeColor="text1"/>
+          <w:sz w:val="32"/>
+          <w:szCs w:val="32"/>
+          <w:lang w:val="en-US" w:eastAsia="en-GB"/>
+        </w:rPr>
+        <w:t/>
+      </w:r>
+      <w:r>
+        <w:rPr>
+          <w:rFonts w:ascii="TH Sarabun New" w:eastAsia="Times New Roman" w:hAnsi="TH Sarabun New" w:cs="TH Sarabun New" w:hint="cs"/>
+          <w:b/>
+          <w:bCs/>
+          <w:color w:val="000000" w:themeColor="text1"/>
+          <w:sz w:val="32"/>
+          <w:szCs w:val="32"/>
+          <w:cs/>
+          <w:lang w:val="en-US" w:eastAsia="en-GB"/>
+        </w:rPr>
+        <w:t xml:space="preserve"> น. ณ </w:t>
+      </w:r>
+      <w:r>
+        <w:rPr>
+          <w:rFonts w:ascii="TH Sarabun New" w:eastAsia="Times New Roman" w:hAnsi="TH Sarabun New" w:cs="TH Sarabun New"/>
+          <w:b/>
+          <w:bCs/>
+          <w:color w:val="000000" w:themeColor="text1"/>
+          <w:sz w:val="32"/>
+          <w:szCs w:val="32"/>
+          <w:lang w:val="en-US" w:eastAsia="en-GB"/>
+        </w:rPr>
+        <w:t>{{schedule_venue}}</w:t>
+      </w:r>
+      <w:r>
+        <w:rPr>
+          <w:rFonts w:ascii="TH Sarabun New" w:eastAsia="Times New Roman" w:hAnsi="TH Sarabun New" w:cs="TH Sarabun New"/>
+          <w:b/>
+          <w:bCs/>
+          <w:color w:val="000000" w:themeColor="text1"/>
+          <w:sz w:val="32"/>
+          <w:szCs w:val="32"/>
+          <w:lang w:val="en-US" w:eastAsia="en-GB"/>
+        </w:rPr>
+        <w:t/>
+      </w:r>
+      <w:r>
+        <w:rPr>
+          <w:rFonts w:ascii="TH Sarabun New" w:eastAsia="Times New Roman" w:hAnsi="TH Sarabun New" w:cs="TH Sarabun New"/>
+          <w:b/>
+          <w:bCs/>
+          <w:color w:val="000000" w:themeColor="text1"/>
+          <w:sz w:val="32"/>
+          <w:szCs w:val="32"/>
+          <w:lang w:val="en-US" w:eastAsia="en-GB"/>
+        </w:rPr>
+        <w:t/>
+      </w:r>
+      <w:r>
+        <w:rPr>
+          <w:rFonts w:ascii="TH Sarabun New" w:eastAsia="Times New Roman" w:hAnsi="TH Sarabun New" w:cs="TH Sarabun New"/>
+          <w:color w:val="000000" w:themeColor="text1"/>
+          <w:sz w:val="32"/>
+          <w:szCs w:val="32"/>
+          <w:lang w:val="en-US" w:eastAsia="en-GB"/>
+        </w:rPr>
+        <w:t/>
+      </w:r>
+      <w:r>
+        <w:rPr>
+          <w:rFonts w:ascii="TH Sarabun New" w:eastAsia="Times New Roman" w:hAnsi="TH Sarabun New" w:cs="TH Sarabun New" w:hint="cs"/>
+          <w:color w:val="000000" w:themeColor="text1"/>
+          <w:sz w:val="32"/>
+          <w:szCs w:val="32"/>
+          <w:cs/>
+          <w:lang w:val="en-US" w:eastAsia="en-GB"/>
+        </w:rPr>
+        <w:t xml:space="preserve"> </w:t>
+      </w:r>
+      <w:r>
+        <w:rPr>
+          <w:rFonts w:ascii="TH Sarabun New" w:eastAsia="Times New Roman" w:hAnsi="TH Sarabun New" w:cs="TH Sarabun New" w:hint="cs"/>
+          <w:color w:val="000000" w:themeColor="text1"/>
+          <w:sz w:val="32"/>
+          <w:szCs w:val="32"/>
+          <w:cs/>
+          <w:lang w:val="en-US" w:eastAsia="en-GB"/>
+        </w:rPr>
+        <w:t>พ</w:t>
+      </w:r>
+      <w:r>
+        <w:rPr>
+          <w:rFonts w:ascii="TH Sarabun New" w:eastAsia="Times New Roman" w:hAnsi="TH Sarabun New" w:cs="TH Sarabun New" w:hint="cs"/>
+          <w:color w:val="000000" w:themeColor="text1"/>
+          <w:sz w:val="32"/>
+          <w:szCs w:val="32"/>
+          <w:cs/>
+          <w:lang w:val="en-US" w:eastAsia="en-GB"/>
+        </w:rPr>
+        <w:t>ร้อมนี้ได้แนบเอกสารดังต่อไปนี้</w:t>
       </w:r>
     </w:p>
     <w:p>
@@ -677,11 +1490,55 @@
       </w:pPr>
       <w:r>
         <w:rPr>
-          <w:rFonts w:ascii="TH Sarabun New" w:hAnsi="TH Sarabun New" w:cs="TH Sarabun New" w:eastAsia="TH Sarabun New"/>
-          <w:sz w:val="32"/>
-          <w:b w:val="off"/>
-        </w:rPr>
-        <w:t xml:space="preserve"> (รองศาสตราจารย์สม ดี)</w:t>
+          <w:rFonts w:ascii="TH Sarabun New" w:eastAsia="Times New Roman" w:hAnsi="TH Sarabun New" w:cs="TH Sarabun New" w:hint="cs"/>
+          <w:color w:val="000000" w:themeColor="text1"/>
+          <w:sz w:val="32"/>
+          <w:szCs w:val="32"/>
+          <w:cs/>
+          <w:lang w:eastAsia="en-GB"/>
+        </w:rPr>
+        <w:t xml:space="preserve"> (</w:t>
+      </w:r>
+      <w:r>
+        <w:rPr>
+          <w:rFonts w:ascii="TH Sarabun New" w:eastAsia="Times New Roman" w:hAnsi="TH Sarabun New" w:cs="TH Sarabun New"/>
+          <w:color w:val="000000" w:themeColor="text1"/>
+          <w:sz w:val="32"/>
+          <w:szCs w:val="32"/>
+          <w:lang w:val="en-US" w:eastAsia="en-GB"/>
+        </w:rPr>
+        <w:t>{{dean_name}}</w:t>
+      </w:r>
+      <w:r>
+        <w:rPr>
+          <w:rFonts w:ascii="TH Sarabun New" w:eastAsia="Times New Roman" w:hAnsi="TH Sarabun New" w:cs="TH Sarabun New"/>
+          <w:color w:val="000000" w:themeColor="text1"/>
+          <w:sz w:val="32"/>
+          <w:szCs w:val="32"/>
+          <w:lang w:val="en-US" w:eastAsia="en-GB"/>
+        </w:rPr>
+        <w:t/>
+      </w:r>
+      <w:r>
+        <w:rPr>
+          <w:rFonts w:ascii="TH Sarabun New" w:eastAsia="Times New Roman" w:hAnsi="TH Sarabun New" w:cs="TH Sarabun New"/>
+          <w:color w:val="000000" w:themeColor="text1"/>
+          <w:sz w:val="32"/>
+          <w:szCs w:val="32"/>
+          <w:lang w:val="en-US" w:eastAsia="en-GB"/>
+        </w:rPr>
+        <w:t/>
+      </w:r>
+      <w:r>
+        <w:rPr>
+          <w:rFonts w:ascii="TH Sarabun New" w:eastAsia="Times New Roman" w:hAnsi="TH Sarabun New" w:cs="TH Sarabun New" w:hint="cs"/>
+          <w:color w:val="000000" w:themeColor="text1"/>
+          <w:sz w:val="32"/>
+          <w:szCs w:val="32"/>
+          <w:cs/>
+          <w:lang w:eastAsia="en-GB"/>
+        </w:rPr>
+        <w:t>)</w:t>
       </w:r>
     </w:p>
     <w:p>
@@ -697,11 +1554,13 @@
       </w:pPr>
       <w:r>
         <w:rPr>
-          <w:rFonts w:ascii="TH Sarabun New" w:hAnsi="TH Sarabun New" w:cs="TH Sarabun New" w:eastAsia="TH Sarabun New"/>
-          <w:sz w:val="32"/>
-          <w:b w:val="off"/>
-        </w:rPr>
-        <w:t>คณบดีวิทยาลัยการคอมพิวเตอร์</w:t>
+          <w:rFonts w:ascii="TH Sarabun New" w:eastAsia="Times New Roman" w:hAnsi="TH Sarabun New" w:cs="TH Sarabun New"/>
+          <w:color w:val="000000" w:themeColor="text1"/>
+          <w:sz w:val="32"/>
+          <w:szCs w:val="32"/>
+          <w:lang w:val="en-US" w:eastAsia="en-GB"/>
+        </w:rPr>
+        <w:t>{{dropdownDean}}</w:t>
       </w:r>
     </w:p>
     <w:p>
